--- a/Documents/000 Project1 - Basic Info - Setup.docx
+++ b/Documents/000 Project1 - Basic Info - Setup.docx
@@ -241,13 +241,8 @@
                 <w:numId w:val="12"/>
               </w:numPr>
             </w:pPr>
-            <w:proofErr w:type="spellStart"/>
-            <w:r>
-              <w:t>Sqlite</w:t>
-            </w:r>
-            <w:proofErr w:type="spellEnd"/>
-            <w:r>
-              <w:t xml:space="preserve"> (DB)</w:t>
+            <w:r>
+              <w:t>Sqlite (DB)</w:t>
             </w:r>
           </w:p>
         </w:tc>
@@ -344,13 +339,8 @@
         <w:pStyle w:val="Heading2"/>
       </w:pPr>
       <w:bookmarkStart w:id="4" w:name="_Toc120029669"/>
-      <w:proofErr w:type="spellStart"/>
-      <w:r>
-        <w:t>VisualStudio</w:t>
-      </w:r>
-      <w:proofErr w:type="spellEnd"/>
-      <w:r>
-        <w:t xml:space="preserve"> Code Install</w:t>
+      <w:r>
+        <w:t>VisualStudio Code Install</w:t>
       </w:r>
       <w:bookmarkEnd w:id="4"/>
     </w:p>
@@ -494,17 +484,7 @@
         <w:ind w:left="780" w:hanging="390"/>
       </w:pPr>
       <w:r>
-        <w:t xml:space="preserve">Type folders, go to </w:t>
-      </w:r>
-      <w:proofErr w:type="spellStart"/>
-      <w:proofErr w:type="gramStart"/>
-      <w:r>
-        <w:t>Explorer:Compat</w:t>
-      </w:r>
-      <w:proofErr w:type="spellEnd"/>
-      <w:proofErr w:type="gramEnd"/>
-      <w:r>
-        <w:t xml:space="preserve"> Folder and unselect</w:t>
+        <w:t>Type folders, go to Explorer:Compat Folder and unselect</w:t>
       </w:r>
     </w:p>
     <w:p>
@@ -701,22 +681,12 @@
         <w:t xml:space="preserve">Import </w:t>
       </w:r>
       <w:hyperlink r:id="rId14" w:history="1">
-        <w:proofErr w:type="spellStart"/>
         <w:r>
           <w:rPr>
             <w:rStyle w:val="Hyperlink"/>
           </w:rPr>
-          <w:t>Postman_</w:t>
+          <w:t>Postman_collection.json</w:t>
         </w:r>
-        <w:proofErr w:type="gramStart"/>
-        <w:r>
-          <w:rPr>
-            <w:rStyle w:val="Hyperlink"/>
-          </w:rPr>
-          <w:t>collection.json</w:t>
-        </w:r>
-        <w:proofErr w:type="spellEnd"/>
-        <w:proofErr w:type="gramEnd"/>
       </w:hyperlink>
       <w:r>
         <w:t xml:space="preserve"> to see the collections </w:t>
@@ -781,15 +751,7 @@
     </w:p>
     <w:p>
       <w:r>
-        <w:t>&gt;</w:t>
-      </w:r>
-      <w:proofErr w:type="spellStart"/>
-      <w:r>
-        <w:t>nvm</w:t>
-      </w:r>
-      <w:proofErr w:type="spellEnd"/>
-      <w:r>
-        <w:t xml:space="preserve"> -v</w:t>
+        <w:t>&gt;nvm -v</w:t>
       </w:r>
     </w:p>
     <w:p>
@@ -859,28 +821,12 @@
           </w:p>
           <w:p>
             <w:r>
-              <w:t>&gt;</w:t>
-            </w:r>
-            <w:proofErr w:type="spellStart"/>
-            <w:r>
-              <w:t>nvm</w:t>
-            </w:r>
-            <w:proofErr w:type="spellEnd"/>
-            <w:r>
-              <w:t xml:space="preserve"> install latest</w:t>
-            </w:r>
-          </w:p>
-          <w:p>
-            <w:r>
-              <w:t>&gt;</w:t>
-            </w:r>
-            <w:proofErr w:type="spellStart"/>
-            <w:r>
-              <w:t>nvm</w:t>
-            </w:r>
-            <w:proofErr w:type="spellEnd"/>
-            <w:r>
-              <w:t xml:space="preserve"> install </w:t>
+              <w:t>&gt;nvm install latest</w:t>
+            </w:r>
+          </w:p>
+          <w:p>
+            <w:r>
+              <w:t xml:space="preserve">&gt;nvm install </w:t>
             </w:r>
             <w:r>
               <w:t>18.17.0</w:t>
@@ -901,15 +847,7 @@
           </w:p>
           <w:p>
             <w:r>
-              <w:t>&gt;</w:t>
-            </w:r>
-            <w:proofErr w:type="spellStart"/>
-            <w:r>
-              <w:t>nvm</w:t>
-            </w:r>
-            <w:proofErr w:type="spellEnd"/>
-            <w:r>
-              <w:t xml:space="preserve"> use 2</w:t>
+              <w:t>&gt;nvm use 2</w:t>
             </w:r>
             <w:r>
               <w:t>0.11.1</w:t>
@@ -931,21 +869,8 @@
           </w:p>
           <w:p>
             <w:r>
-              <w:t>&gt;</w:t>
-            </w:r>
-            <w:proofErr w:type="spellStart"/>
-            <w:r>
-              <w:t>npm</w:t>
-            </w:r>
-            <w:proofErr w:type="spellEnd"/>
-            <w:r>
-              <w:t xml:space="preserve"> --</w:t>
-            </w:r>
-            <w:proofErr w:type="gramStart"/>
-            <w:r>
-              <w:t>version  [</w:t>
-            </w:r>
-            <w:proofErr w:type="gramEnd"/>
+              <w:t>&gt;npm --version  [</w:t>
+            </w:r>
             <w:r>
               <w:t>9.6.7</w:t>
             </w:r>
@@ -968,16 +893,11 @@
       <w:r>
         <w:t xml:space="preserve">Setting </w:t>
       </w:r>
-      <w:proofErr w:type="spellStart"/>
       <w:r>
         <w:t>Web</w:t>
       </w:r>
       <w:r>
-        <w:t>Api</w:t>
-      </w:r>
-      <w:proofErr w:type="spellEnd"/>
-      <w:r>
-        <w:t xml:space="preserve"> </w:t>
+        <w:t xml:space="preserve">Api </w:t>
       </w:r>
       <w:r>
         <w:t>Project</w:t>
@@ -1025,16 +945,8 @@
               <w:rPr>
                 <w:color w:val="FF99FF"/>
               </w:rPr>
-              <w:t xml:space="preserve">&gt;dotnet new </w:t>
-            </w:r>
-            <w:proofErr w:type="spellStart"/>
-            <w:r>
-              <w:rPr>
-                <w:color w:val="FF99FF"/>
-              </w:rPr>
-              <w:t>sln</w:t>
-            </w:r>
-            <w:proofErr w:type="spellEnd"/>
+              <w:t>&gt;dotnet new sln</w:t>
+            </w:r>
           </w:p>
           <w:p>
             <w:r>
@@ -1063,30 +975,8 @@
               <w:rPr>
                 <w:color w:val="FF99FF"/>
               </w:rPr>
-              <w:t xml:space="preserve">&gt; dotnet new </w:t>
-            </w:r>
-            <w:proofErr w:type="spellStart"/>
-            <w:r>
-              <w:rPr>
-                <w:color w:val="FF99FF"/>
-              </w:rPr>
-              <w:t>sln</w:t>
-            </w:r>
-            <w:proofErr w:type="spellEnd"/>
-            <w:r>
-              <w:rPr>
-                <w:color w:val="FF99FF"/>
-              </w:rPr>
-              <w:t xml:space="preserve"> --name </w:t>
-            </w:r>
-            <w:proofErr w:type="spellStart"/>
-            <w:r>
-              <w:rPr>
-                <w:color w:val="FF99FF"/>
-              </w:rPr>
-              <w:t>MySocialConnectWebApi</w:t>
-            </w:r>
-            <w:proofErr w:type="spellEnd"/>
+              <w:t>&gt; dotnet new sln --name MySocialConnectWebApi</w:t>
+            </w:r>
           </w:p>
           <w:p>
             <w:r>
@@ -1110,13 +1000,8 @@
       <w:r>
         <w:t xml:space="preserve">Creating </w:t>
       </w:r>
-      <w:proofErr w:type="spellStart"/>
-      <w:r>
-        <w:t>MSC.WebApi</w:t>
-      </w:r>
-      <w:proofErr w:type="spellEnd"/>
-      <w:r>
-        <w:t xml:space="preserve"> Project</w:t>
+      <w:r>
+        <w:t>MSC.WebApi Project</w:t>
       </w:r>
     </w:p>
     <w:tbl>
@@ -1145,42 +1030,12 @@
               <w:rPr>
                 <w:color w:val="FF99FF"/>
               </w:rPr>
-              <w:t xml:space="preserve">&gt;dotnet new </w:t>
-            </w:r>
-            <w:proofErr w:type="spellStart"/>
-            <w:r>
-              <w:rPr>
-                <w:color w:val="FF99FF"/>
-              </w:rPr>
-              <w:t>webapi</w:t>
-            </w:r>
-            <w:proofErr w:type="spellEnd"/>
-            <w:r>
-              <w:rPr>
-                <w:color w:val="FF99FF"/>
-              </w:rPr>
-              <w:t xml:space="preserve"> -o </w:t>
-            </w:r>
-            <w:proofErr w:type="spellStart"/>
-            <w:r>
-              <w:rPr>
-                <w:color w:val="FF99FF"/>
-              </w:rPr>
-              <w:t>MSC.WebApi</w:t>
-            </w:r>
-            <w:proofErr w:type="spellEnd"/>
-          </w:p>
-          <w:p>
-            <w:r>
-              <w:t xml:space="preserve">Create a new project with name </w:t>
-            </w:r>
-            <w:proofErr w:type="spellStart"/>
-            <w:r>
-              <w:t>MCS.WebApi</w:t>
-            </w:r>
-            <w:proofErr w:type="spellEnd"/>
-            <w:r>
-              <w:t xml:space="preserve"> </w:t>
+              <w:t>&gt;dotnet new webapi -o MSC.WebApi</w:t>
+            </w:r>
+          </w:p>
+          <w:p>
+            <w:r>
+              <w:t xml:space="preserve">Create a new project with name MCS.WebApi </w:t>
             </w:r>
             <w:r>
               <w:rPr>
@@ -1208,48 +1063,12 @@
               <w:rPr>
                 <w:color w:val="FF99FF"/>
               </w:rPr>
-              <w:t xml:space="preserve">&gt;dotnet new </w:t>
-            </w:r>
-            <w:proofErr w:type="spellStart"/>
-            <w:r>
-              <w:rPr>
-                <w:color w:val="FF99FF"/>
-              </w:rPr>
-              <w:t>webapi</w:t>
-            </w:r>
-            <w:proofErr w:type="spellEnd"/>
-            <w:r>
-              <w:rPr>
-                <w:color w:val="FF99FF"/>
-              </w:rPr>
-              <w:t xml:space="preserve"> -n </w:t>
-            </w:r>
-            <w:proofErr w:type="spellStart"/>
-            <w:r>
-              <w:rPr>
-                <w:color w:val="FF99FF"/>
-              </w:rPr>
-              <w:t>MSC.WebApi</w:t>
-            </w:r>
-            <w:proofErr w:type="spellEnd"/>
-            <w:r>
-              <w:rPr>
-                <w:color w:val="FF99FF"/>
-              </w:rPr>
-              <w:t xml:space="preserve"> –use-controllers</w:t>
-            </w:r>
-          </w:p>
-          <w:p>
-            <w:r>
-              <w:t xml:space="preserve">Create a new project with name </w:t>
-            </w:r>
-            <w:proofErr w:type="spellStart"/>
-            <w:r>
-              <w:t>MCS.WebApi</w:t>
-            </w:r>
-            <w:proofErr w:type="spellEnd"/>
-            <w:r>
-              <w:t xml:space="preserve"> </w:t>
+              <w:t>&gt;dotnet new webapi -n MSC.WebApi –use-controllers</w:t>
+            </w:r>
+          </w:p>
+          <w:p>
+            <w:r>
+              <w:t xml:space="preserve">Create a new project with name MCS.WebApi </w:t>
             </w:r>
             <w:r>
               <w:rPr>
@@ -1266,15 +1085,7 @@
         <w:pStyle w:val="Heading3"/>
       </w:pPr>
       <w:r>
-        <w:t xml:space="preserve">Adding </w:t>
-      </w:r>
-      <w:proofErr w:type="spellStart"/>
-      <w:r>
-        <w:t>MSC.WebApi</w:t>
-      </w:r>
-      <w:proofErr w:type="spellEnd"/>
-      <w:r>
-        <w:t xml:space="preserve"> to Solution</w:t>
+        <w:t>Adding MSC.WebApi to Solution</w:t>
       </w:r>
     </w:p>
     <w:p>
@@ -1287,218 +1098,85 @@
         <w:rPr>
           <w:color w:val="FF99FF"/>
         </w:rPr>
-        <w:t xml:space="preserve">&gt;dotnet </w:t>
-      </w:r>
-      <w:proofErr w:type="spellStart"/>
-      <w:r>
+        <w:t>&gt;dotnet sln add  MSC.WebApi</w:t>
+      </w:r>
+    </w:p>
+    <w:p>
+      <w:pPr>
+        <w:pStyle w:val="Heading2"/>
+      </w:pPr>
+      <w:bookmarkStart w:id="10" w:name="_Toc103640102"/>
+      <w:bookmarkStart w:id="11" w:name="_Toc120029674"/>
+      <w:r>
+        <w:t>Creating MSC.Core Project</w:t>
+      </w:r>
+    </w:p>
+    <w:p>
+      <w:pPr>
         <w:rPr>
           <w:color w:val="FF99FF"/>
         </w:rPr>
-        <w:t>sln</w:t>
-      </w:r>
-      <w:proofErr w:type="spellEnd"/>
+      </w:pPr>
       <w:r>
         <w:rPr>
           <w:color w:val="FF99FF"/>
         </w:rPr>
-        <w:t xml:space="preserve"> </w:t>
-      </w:r>
-      <w:proofErr w:type="gramStart"/>
-      <w:r>
+        <w:t>&gt;dotnet new classlib -o MSC.Core</w:t>
+      </w:r>
+    </w:p>
+    <w:p>
+      <w:pPr>
+        <w:pStyle w:val="Heading3"/>
+      </w:pPr>
+      <w:r>
+        <w:t>Adding MSC.Core to Solution</w:t>
+      </w:r>
+    </w:p>
+    <w:p>
+      <w:pPr>
         <w:rPr>
           <w:color w:val="FF99FF"/>
         </w:rPr>
-        <w:t xml:space="preserve">add  </w:t>
-      </w:r>
-      <w:proofErr w:type="spellStart"/>
+      </w:pPr>
       <w:r>
         <w:rPr>
           <w:color w:val="FF99FF"/>
         </w:rPr>
-        <w:t>MSC.WebApi</w:t>
-      </w:r>
-      <w:proofErr w:type="spellEnd"/>
-      <w:proofErr w:type="gramEnd"/>
+        <w:t>&gt;dotnet sln add MSC.Core</w:t>
+      </w:r>
     </w:p>
     <w:p>
       <w:pPr>
         <w:pStyle w:val="Heading2"/>
       </w:pPr>
-      <w:bookmarkStart w:id="10" w:name="_Toc103640102"/>
-      <w:bookmarkStart w:id="11" w:name="_Toc120029674"/>
-      <w:r>
-        <w:t xml:space="preserve">Creating </w:t>
-      </w:r>
-      <w:proofErr w:type="spellStart"/>
-      <w:r>
-        <w:t>MSC.Core</w:t>
-      </w:r>
-      <w:proofErr w:type="spellEnd"/>
-      <w:r>
-        <w:t xml:space="preserve"> Project</w:t>
-      </w:r>
-    </w:p>
-    <w:p>
-      <w:pPr>
+      <w:r>
+        <w:lastRenderedPageBreak/>
+        <w:t>Reference MSC.Core in MSC.WebApi</w:t>
+      </w:r>
+    </w:p>
+    <w:p>
+      <w:r>
         <w:rPr>
           <w:color w:val="FF99FF"/>
         </w:rPr>
-      </w:pPr>
-      <w:r>
+        <w:t>&gt;cd MSC.WebApi</w:t>
+      </w:r>
+      <w:r>
+        <w:t xml:space="preserve"> </w:t>
+      </w:r>
+    </w:p>
+    <w:p>
+      <w:pPr>
         <w:rPr>
           <w:color w:val="FF99FF"/>
         </w:rPr>
-        <w:t xml:space="preserve">&gt;dotnet new </w:t>
-      </w:r>
-      <w:proofErr w:type="spellStart"/>
+      </w:pPr>
       <w:r>
         <w:rPr>
           <w:color w:val="FF99FF"/>
         </w:rPr>
-        <w:t>classlib</w:t>
-      </w:r>
-      <w:proofErr w:type="spellEnd"/>
-      <w:r>
-        <w:rPr>
-          <w:color w:val="FF99FF"/>
-        </w:rPr>
-        <w:t xml:space="preserve"> -o </w:t>
-      </w:r>
-      <w:proofErr w:type="spellStart"/>
-      <w:r>
-        <w:rPr>
-          <w:color w:val="FF99FF"/>
-        </w:rPr>
-        <w:t>MSC.Core</w:t>
-      </w:r>
-      <w:proofErr w:type="spellEnd"/>
-    </w:p>
-    <w:p>
-      <w:pPr>
-        <w:pStyle w:val="Heading3"/>
-      </w:pPr>
-      <w:r>
-        <w:t xml:space="preserve">Adding </w:t>
-      </w:r>
-      <w:proofErr w:type="spellStart"/>
-      <w:r>
-        <w:t>MSC.Core</w:t>
-      </w:r>
-      <w:proofErr w:type="spellEnd"/>
-      <w:r>
-        <w:t xml:space="preserve"> to Solution</w:t>
-      </w:r>
-    </w:p>
-    <w:p>
-      <w:pPr>
-        <w:rPr>
-          <w:color w:val="FF99FF"/>
-        </w:rPr>
-      </w:pPr>
-      <w:r>
-        <w:rPr>
-          <w:color w:val="FF99FF"/>
-        </w:rPr>
-        <w:t xml:space="preserve">&gt;dotnet </w:t>
-      </w:r>
-      <w:proofErr w:type="spellStart"/>
-      <w:r>
-        <w:rPr>
-          <w:color w:val="FF99FF"/>
-        </w:rPr>
-        <w:t>sln</w:t>
-      </w:r>
-      <w:proofErr w:type="spellEnd"/>
-      <w:r>
-        <w:rPr>
-          <w:color w:val="FF99FF"/>
-        </w:rPr>
-        <w:t xml:space="preserve"> add </w:t>
-      </w:r>
-      <w:proofErr w:type="spellStart"/>
-      <w:r>
-        <w:rPr>
-          <w:color w:val="FF99FF"/>
-        </w:rPr>
-        <w:t>MSC.Core</w:t>
-      </w:r>
-      <w:proofErr w:type="spellEnd"/>
-    </w:p>
-    <w:p>
-      <w:pPr>
-        <w:pStyle w:val="Heading2"/>
-      </w:pPr>
-      <w:r>
-        <w:lastRenderedPageBreak/>
-        <w:t xml:space="preserve">Reference </w:t>
-      </w:r>
-      <w:proofErr w:type="spellStart"/>
-      <w:r>
-        <w:t>MSC.Core</w:t>
-      </w:r>
-      <w:proofErr w:type="spellEnd"/>
-      <w:r>
-        <w:t xml:space="preserve"> in </w:t>
-      </w:r>
-      <w:proofErr w:type="spellStart"/>
-      <w:r>
-        <w:t>MSC.WebApi</w:t>
-      </w:r>
-      <w:proofErr w:type="spellEnd"/>
-    </w:p>
-    <w:p>
-      <w:r>
-        <w:rPr>
-          <w:color w:val="FF99FF"/>
-        </w:rPr>
-        <w:t xml:space="preserve">&gt;cd </w:t>
-      </w:r>
-      <w:proofErr w:type="spellStart"/>
-      <w:r>
-        <w:rPr>
-          <w:color w:val="FF99FF"/>
-        </w:rPr>
-        <w:t>MSC.WebApi</w:t>
-      </w:r>
-      <w:proofErr w:type="spellEnd"/>
-      <w:r>
-        <w:t xml:space="preserve"> </w:t>
-      </w:r>
-    </w:p>
-    <w:p>
-      <w:pPr>
-        <w:rPr>
-          <w:color w:val="FF99FF"/>
-        </w:rPr>
-      </w:pPr>
-      <w:r>
-        <w:rPr>
-          <w:color w:val="FF99FF"/>
-        </w:rPr>
-        <w:t>&gt;dotnet add reference ../</w:t>
-      </w:r>
-      <w:proofErr w:type="spellStart"/>
-      <w:r>
-        <w:rPr>
-          <w:color w:val="FF99FF"/>
-        </w:rPr>
-        <w:t>MSC.Core</w:t>
-      </w:r>
-      <w:proofErr w:type="spellEnd"/>
-      <w:r>
-        <w:rPr>
-          <w:color w:val="FF99FF"/>
-        </w:rPr>
-        <w:t>/</w:t>
-      </w:r>
-      <w:proofErr w:type="spellStart"/>
-      <w:r>
-        <w:rPr>
-          <w:color w:val="FF99FF"/>
-        </w:rPr>
-        <w:t>MSc.Core.csproj</w:t>
-      </w:r>
-      <w:proofErr w:type="spellEnd"/>
+        <w:t>&gt;dotnet add reference ../MSC.Core/MSc.Core.csproj</w:t>
+      </w:r>
     </w:p>
     <w:p>
       <w:pPr>
@@ -1524,21 +1202,7 @@
         <w:rPr>
           <w:color w:val="FF99FF"/>
         </w:rPr>
-        <w:t xml:space="preserve">dotnet </w:t>
-      </w:r>
-      <w:proofErr w:type="spellStart"/>
-      <w:r>
-        <w:rPr>
-          <w:color w:val="FF99FF"/>
-        </w:rPr>
-        <w:t>sln</w:t>
-      </w:r>
-      <w:proofErr w:type="spellEnd"/>
-      <w:r>
-        <w:rPr>
-          <w:color w:val="FF99FF"/>
-        </w:rPr>
-        <w:t xml:space="preserve"> list</w:t>
+        <w:t>dotnet sln list</w:t>
       </w:r>
     </w:p>
     <w:p>
@@ -1599,24 +1263,14 @@
       <w:bookmarkEnd w:id="10"/>
       <w:bookmarkEnd w:id="11"/>
       <w:r>
-        <w:t xml:space="preserve">Updating the </w:t>
-      </w:r>
-      <w:proofErr w:type="spellStart"/>
-      <w:r>
-        <w:t>ApplicationURL</w:t>
+        <w:t>Updating the ApplicationURL</w:t>
       </w:r>
       <w:bookmarkEnd w:id="12"/>
-      <w:proofErr w:type="spellEnd"/>
-    </w:p>
-    <w:p>
-      <w:r>
-        <w:t xml:space="preserve">Open Properties &gt; </w:t>
-      </w:r>
-      <w:proofErr w:type="spellStart"/>
-      <w:r>
-        <w:t>launchSettings.json</w:t>
-      </w:r>
-      <w:proofErr w:type="spellEnd"/>
+    </w:p>
+    <w:p>
+      <w:r>
+        <w:t>Open Properties &gt; launchSettings.json</w:t>
+      </w:r>
     </w:p>
     <w:p>
       <w:bookmarkStart w:id="13" w:name="_Toc120029681"/>
@@ -1632,13 +1286,8 @@
           <w:numId w:val="15"/>
         </w:numPr>
       </w:pPr>
-      <w:proofErr w:type="spellStart"/>
-      <w:r>
-        <w:t>launchBrowser</w:t>
-      </w:r>
-      <w:proofErr w:type="spellEnd"/>
-      <w:r>
-        <w:t xml:space="preserve">: false </w:t>
+      <w:r>
+        <w:t xml:space="preserve">launchBrowser: false </w:t>
       </w:r>
     </w:p>
     <w:p>
@@ -1650,15 +1299,7 @@
         </w:numPr>
       </w:pPr>
       <w:r>
-        <w:t xml:space="preserve">http </w:t>
-      </w:r>
-      <w:proofErr w:type="spellStart"/>
-      <w:r>
-        <w:t>applicationUrl</w:t>
-      </w:r>
-      <w:proofErr w:type="spellEnd"/>
-      <w:r>
-        <w:t xml:space="preserve">: </w:t>
+        <w:t xml:space="preserve">http applicationUrl: </w:t>
       </w:r>
       <w:r>
         <w:rPr>
@@ -1770,27 +1411,7 @@
                 <w:sz w:val="16"/>
                 <w:szCs w:val="16"/>
               </w:rPr>
-              <w:t>"http://json.schemastore.org/</w:t>
-            </w:r>
-            <w:proofErr w:type="spellStart"/>
-            <w:r>
-              <w:rPr>
-                <w:rFonts w:ascii="Consolas" w:eastAsia="Times New Roman" w:hAnsi="Consolas" w:cs="Times New Roman"/>
-                <w:color w:val="CE9178"/>
-                <w:sz w:val="16"/>
-                <w:szCs w:val="16"/>
-              </w:rPr>
-              <w:t>launchsettings.json</w:t>
-            </w:r>
-            <w:proofErr w:type="spellEnd"/>
-            <w:r>
-              <w:rPr>
-                <w:rFonts w:ascii="Consolas" w:eastAsia="Times New Roman" w:hAnsi="Consolas" w:cs="Times New Roman"/>
-                <w:color w:val="CE9178"/>
-                <w:sz w:val="16"/>
-                <w:szCs w:val="16"/>
-              </w:rPr>
-              <w:t>"</w:t>
+              <w:t>"http://json.schemastore.org/launchsettings.json"</w:t>
             </w:r>
             <w:r>
               <w:rPr>
@@ -1829,27 +1450,7 @@
                 <w:sz w:val="16"/>
                 <w:szCs w:val="16"/>
               </w:rPr>
-              <w:t>"</w:t>
-            </w:r>
-            <w:proofErr w:type="spellStart"/>
-            <w:r>
-              <w:rPr>
-                <w:rFonts w:ascii="Consolas" w:eastAsia="Times New Roman" w:hAnsi="Consolas" w:cs="Times New Roman"/>
-                <w:color w:val="9CDCFE"/>
-                <w:sz w:val="16"/>
-                <w:szCs w:val="16"/>
-              </w:rPr>
-              <w:t>iisSettings</w:t>
-            </w:r>
-            <w:proofErr w:type="spellEnd"/>
-            <w:r>
-              <w:rPr>
-                <w:rFonts w:ascii="Consolas" w:eastAsia="Times New Roman" w:hAnsi="Consolas" w:cs="Times New Roman"/>
-                <w:color w:val="9CDCFE"/>
-                <w:sz w:val="16"/>
-                <w:szCs w:val="16"/>
-              </w:rPr>
-              <w:t>"</w:t>
+              <w:t>"iisSettings"</w:t>
             </w:r>
             <w:r>
               <w:rPr>
@@ -1888,27 +1489,7 @@
                 <w:sz w:val="16"/>
                 <w:szCs w:val="16"/>
               </w:rPr>
-              <w:t>"</w:t>
-            </w:r>
-            <w:proofErr w:type="spellStart"/>
-            <w:r>
-              <w:rPr>
-                <w:rFonts w:ascii="Consolas" w:eastAsia="Times New Roman" w:hAnsi="Consolas" w:cs="Times New Roman"/>
-                <w:color w:val="9CDCFE"/>
-                <w:sz w:val="16"/>
-                <w:szCs w:val="16"/>
-              </w:rPr>
-              <w:t>windowsAuthentication</w:t>
-            </w:r>
-            <w:proofErr w:type="spellEnd"/>
-            <w:r>
-              <w:rPr>
-                <w:rFonts w:ascii="Consolas" w:eastAsia="Times New Roman" w:hAnsi="Consolas" w:cs="Times New Roman"/>
-                <w:color w:val="9CDCFE"/>
-                <w:sz w:val="16"/>
-                <w:szCs w:val="16"/>
-              </w:rPr>
-              <w:t>"</w:t>
+              <w:t>"windowsAuthentication"</w:t>
             </w:r>
             <w:r>
               <w:rPr>
@@ -1965,27 +1546,7 @@
                 <w:sz w:val="16"/>
                 <w:szCs w:val="16"/>
               </w:rPr>
-              <w:t>"</w:t>
-            </w:r>
-            <w:proofErr w:type="spellStart"/>
-            <w:r>
-              <w:rPr>
-                <w:rFonts w:ascii="Consolas" w:eastAsia="Times New Roman" w:hAnsi="Consolas" w:cs="Times New Roman"/>
-                <w:color w:val="9CDCFE"/>
-                <w:sz w:val="16"/>
-                <w:szCs w:val="16"/>
-              </w:rPr>
-              <w:t>anonymousAuthentication</w:t>
-            </w:r>
-            <w:proofErr w:type="spellEnd"/>
-            <w:r>
-              <w:rPr>
-                <w:rFonts w:ascii="Consolas" w:eastAsia="Times New Roman" w:hAnsi="Consolas" w:cs="Times New Roman"/>
-                <w:color w:val="9CDCFE"/>
-                <w:sz w:val="16"/>
-                <w:szCs w:val="16"/>
-              </w:rPr>
-              <w:t>"</w:t>
+              <w:t>"anonymousAuthentication"</w:t>
             </w:r>
             <w:r>
               <w:rPr>
@@ -2043,27 +1604,7 @@
                 <w:sz w:val="16"/>
                 <w:szCs w:val="16"/>
               </w:rPr>
-              <w:t>"</w:t>
-            </w:r>
-            <w:proofErr w:type="spellStart"/>
-            <w:r>
-              <w:rPr>
-                <w:rFonts w:ascii="Consolas" w:eastAsia="Times New Roman" w:hAnsi="Consolas" w:cs="Times New Roman"/>
-                <w:color w:val="9CDCFE"/>
-                <w:sz w:val="16"/>
-                <w:szCs w:val="16"/>
-              </w:rPr>
-              <w:t>iisExpress</w:t>
-            </w:r>
-            <w:proofErr w:type="spellEnd"/>
-            <w:r>
-              <w:rPr>
-                <w:rFonts w:ascii="Consolas" w:eastAsia="Times New Roman" w:hAnsi="Consolas" w:cs="Times New Roman"/>
-                <w:color w:val="9CDCFE"/>
-                <w:sz w:val="16"/>
-                <w:szCs w:val="16"/>
-              </w:rPr>
-              <w:t>"</w:t>
+              <w:t>"iisExpress"</w:t>
             </w:r>
             <w:r>
               <w:rPr>
@@ -2102,27 +1643,7 @@
                 <w:sz w:val="16"/>
                 <w:szCs w:val="16"/>
               </w:rPr>
-              <w:t>"</w:t>
-            </w:r>
-            <w:proofErr w:type="spellStart"/>
-            <w:r>
-              <w:rPr>
-                <w:rFonts w:ascii="Consolas" w:eastAsia="Times New Roman" w:hAnsi="Consolas" w:cs="Times New Roman"/>
-                <w:color w:val="9CDCFE"/>
-                <w:sz w:val="16"/>
-                <w:szCs w:val="16"/>
-              </w:rPr>
-              <w:t>applicationUrl</w:t>
-            </w:r>
-            <w:proofErr w:type="spellEnd"/>
-            <w:r>
-              <w:rPr>
-                <w:rFonts w:ascii="Consolas" w:eastAsia="Times New Roman" w:hAnsi="Consolas" w:cs="Times New Roman"/>
-                <w:color w:val="9CDCFE"/>
-                <w:sz w:val="16"/>
-                <w:szCs w:val="16"/>
-              </w:rPr>
-              <w:t>"</w:t>
+              <w:t>"applicationUrl"</w:t>
             </w:r>
             <w:r>
               <w:rPr>
@@ -2179,27 +1700,7 @@
                 <w:sz w:val="16"/>
                 <w:szCs w:val="16"/>
               </w:rPr>
-              <w:t>"</w:t>
-            </w:r>
-            <w:proofErr w:type="spellStart"/>
-            <w:r>
-              <w:rPr>
-                <w:rFonts w:ascii="Consolas" w:eastAsia="Times New Roman" w:hAnsi="Consolas" w:cs="Times New Roman"/>
-                <w:color w:val="9CDCFE"/>
-                <w:sz w:val="16"/>
-                <w:szCs w:val="16"/>
-              </w:rPr>
-              <w:t>sslPort</w:t>
-            </w:r>
-            <w:proofErr w:type="spellEnd"/>
-            <w:r>
-              <w:rPr>
-                <w:rFonts w:ascii="Consolas" w:eastAsia="Times New Roman" w:hAnsi="Consolas" w:cs="Times New Roman"/>
-                <w:color w:val="9CDCFE"/>
-                <w:sz w:val="16"/>
-                <w:szCs w:val="16"/>
-              </w:rPr>
-              <w:t>"</w:t>
+              <w:t>"sslPort"</w:t>
             </w:r>
             <w:r>
               <w:rPr>
@@ -2367,27 +1868,7 @@
                 <w:sz w:val="16"/>
                 <w:szCs w:val="16"/>
               </w:rPr>
-              <w:t>"</w:t>
-            </w:r>
-            <w:proofErr w:type="spellStart"/>
-            <w:r>
-              <w:rPr>
-                <w:rFonts w:ascii="Consolas" w:eastAsia="Times New Roman" w:hAnsi="Consolas" w:cs="Times New Roman"/>
-                <w:color w:val="9CDCFE"/>
-                <w:sz w:val="16"/>
-                <w:szCs w:val="16"/>
-              </w:rPr>
-              <w:t>commandName</w:t>
-            </w:r>
-            <w:proofErr w:type="spellEnd"/>
-            <w:r>
-              <w:rPr>
-                <w:rFonts w:ascii="Consolas" w:eastAsia="Times New Roman" w:hAnsi="Consolas" w:cs="Times New Roman"/>
-                <w:color w:val="9CDCFE"/>
-                <w:sz w:val="16"/>
-                <w:szCs w:val="16"/>
-              </w:rPr>
-              <w:t>"</w:t>
+              <w:t>"commandName"</w:t>
             </w:r>
             <w:r>
               <w:rPr>
@@ -2444,27 +1925,7 @@
                 <w:sz w:val="16"/>
                 <w:szCs w:val="16"/>
               </w:rPr>
-              <w:t>"</w:t>
-            </w:r>
-            <w:proofErr w:type="spellStart"/>
-            <w:r>
-              <w:rPr>
-                <w:rFonts w:ascii="Consolas" w:eastAsia="Times New Roman" w:hAnsi="Consolas" w:cs="Times New Roman"/>
-                <w:color w:val="9CDCFE"/>
-                <w:sz w:val="16"/>
-                <w:szCs w:val="16"/>
-              </w:rPr>
-              <w:t>dotnetRunMessages</w:t>
-            </w:r>
-            <w:proofErr w:type="spellEnd"/>
-            <w:r>
-              <w:rPr>
-                <w:rFonts w:ascii="Consolas" w:eastAsia="Times New Roman" w:hAnsi="Consolas" w:cs="Times New Roman"/>
-                <w:color w:val="9CDCFE"/>
-                <w:sz w:val="16"/>
-                <w:szCs w:val="16"/>
-              </w:rPr>
-              <w:t>"</w:t>
+              <w:t>"dotnetRunMessages"</w:t>
             </w:r>
             <w:r>
               <w:rPr>
@@ -2521,27 +1982,7 @@
                 <w:sz w:val="16"/>
                 <w:szCs w:val="16"/>
               </w:rPr>
-              <w:t>"</w:t>
-            </w:r>
-            <w:proofErr w:type="spellStart"/>
-            <w:r>
-              <w:rPr>
-                <w:rFonts w:ascii="Consolas" w:eastAsia="Times New Roman" w:hAnsi="Consolas" w:cs="Times New Roman"/>
-                <w:color w:val="9CDCFE"/>
-                <w:sz w:val="16"/>
-                <w:szCs w:val="16"/>
-              </w:rPr>
-              <w:t>launchBrowser</w:t>
-            </w:r>
-            <w:proofErr w:type="spellEnd"/>
-            <w:r>
-              <w:rPr>
-                <w:rFonts w:ascii="Consolas" w:eastAsia="Times New Roman" w:hAnsi="Consolas" w:cs="Times New Roman"/>
-                <w:color w:val="9CDCFE"/>
-                <w:sz w:val="16"/>
-                <w:szCs w:val="16"/>
-              </w:rPr>
-              <w:t>"</w:t>
+              <w:t>"launchBrowser"</w:t>
             </w:r>
             <w:r>
               <w:rPr>
@@ -2598,27 +2039,7 @@
                 <w:sz w:val="16"/>
                 <w:szCs w:val="16"/>
               </w:rPr>
-              <w:t>"</w:t>
-            </w:r>
-            <w:proofErr w:type="spellStart"/>
-            <w:r>
-              <w:rPr>
-                <w:rFonts w:ascii="Consolas" w:eastAsia="Times New Roman" w:hAnsi="Consolas" w:cs="Times New Roman"/>
-                <w:color w:val="9CDCFE"/>
-                <w:sz w:val="16"/>
-                <w:szCs w:val="16"/>
-              </w:rPr>
-              <w:t>launchUrl</w:t>
-            </w:r>
-            <w:proofErr w:type="spellEnd"/>
-            <w:r>
-              <w:rPr>
-                <w:rFonts w:ascii="Consolas" w:eastAsia="Times New Roman" w:hAnsi="Consolas" w:cs="Times New Roman"/>
-                <w:color w:val="9CDCFE"/>
-                <w:sz w:val="16"/>
-                <w:szCs w:val="16"/>
-              </w:rPr>
-              <w:t>"</w:t>
+              <w:t>"launchUrl"</w:t>
             </w:r>
             <w:r>
               <w:rPr>
@@ -2675,27 +2096,7 @@
                 <w:sz w:val="16"/>
                 <w:szCs w:val="16"/>
               </w:rPr>
-              <w:t>"</w:t>
-            </w:r>
-            <w:proofErr w:type="spellStart"/>
-            <w:r>
-              <w:rPr>
-                <w:rFonts w:ascii="Consolas" w:eastAsia="Times New Roman" w:hAnsi="Consolas" w:cs="Times New Roman"/>
-                <w:color w:val="9CDCFE"/>
-                <w:sz w:val="16"/>
-                <w:szCs w:val="16"/>
-              </w:rPr>
-              <w:t>applicationUrl</w:t>
-            </w:r>
-            <w:proofErr w:type="spellEnd"/>
-            <w:r>
-              <w:rPr>
-                <w:rFonts w:ascii="Consolas" w:eastAsia="Times New Roman" w:hAnsi="Consolas" w:cs="Times New Roman"/>
-                <w:color w:val="9CDCFE"/>
-                <w:sz w:val="16"/>
-                <w:szCs w:val="16"/>
-              </w:rPr>
-              <w:t>"</w:t>
+              <w:t>"applicationUrl"</w:t>
             </w:r>
             <w:r>
               <w:rPr>
@@ -2752,27 +2153,7 @@
                 <w:sz w:val="16"/>
                 <w:szCs w:val="16"/>
               </w:rPr>
-              <w:t>"</w:t>
-            </w:r>
-            <w:proofErr w:type="spellStart"/>
-            <w:r>
-              <w:rPr>
-                <w:rFonts w:ascii="Consolas" w:eastAsia="Times New Roman" w:hAnsi="Consolas" w:cs="Times New Roman"/>
-                <w:color w:val="9CDCFE"/>
-                <w:sz w:val="16"/>
-                <w:szCs w:val="16"/>
-              </w:rPr>
-              <w:t>environmentVariables</w:t>
-            </w:r>
-            <w:proofErr w:type="spellEnd"/>
-            <w:r>
-              <w:rPr>
-                <w:rFonts w:ascii="Consolas" w:eastAsia="Times New Roman" w:hAnsi="Consolas" w:cs="Times New Roman"/>
-                <w:color w:val="9CDCFE"/>
-                <w:sz w:val="16"/>
-                <w:szCs w:val="16"/>
-              </w:rPr>
-              <w:t>"</w:t>
+              <w:t>"environmentVariables"</w:t>
             </w:r>
             <w:r>
               <w:rPr>
@@ -2940,27 +2321,7 @@
                 <w:sz w:val="16"/>
                 <w:szCs w:val="16"/>
               </w:rPr>
-              <w:t>"</w:t>
-            </w:r>
-            <w:proofErr w:type="spellStart"/>
-            <w:r>
-              <w:rPr>
-                <w:rFonts w:ascii="Consolas" w:eastAsia="Times New Roman" w:hAnsi="Consolas" w:cs="Times New Roman"/>
-                <w:color w:val="9CDCFE"/>
-                <w:sz w:val="16"/>
-                <w:szCs w:val="16"/>
-              </w:rPr>
-              <w:t>commandName</w:t>
-            </w:r>
-            <w:proofErr w:type="spellEnd"/>
-            <w:r>
-              <w:rPr>
-                <w:rFonts w:ascii="Consolas" w:eastAsia="Times New Roman" w:hAnsi="Consolas" w:cs="Times New Roman"/>
-                <w:color w:val="9CDCFE"/>
-                <w:sz w:val="16"/>
-                <w:szCs w:val="16"/>
-              </w:rPr>
-              <w:t>"</w:t>
+              <w:t>"commandName"</w:t>
             </w:r>
             <w:r>
               <w:rPr>
@@ -3017,27 +2378,7 @@
                 <w:sz w:val="16"/>
                 <w:szCs w:val="16"/>
               </w:rPr>
-              <w:t>"</w:t>
-            </w:r>
-            <w:proofErr w:type="spellStart"/>
-            <w:r>
-              <w:rPr>
-                <w:rFonts w:ascii="Consolas" w:eastAsia="Times New Roman" w:hAnsi="Consolas" w:cs="Times New Roman"/>
-                <w:color w:val="9CDCFE"/>
-                <w:sz w:val="16"/>
-                <w:szCs w:val="16"/>
-              </w:rPr>
-              <w:t>dotnetRunMessages</w:t>
-            </w:r>
-            <w:proofErr w:type="spellEnd"/>
-            <w:r>
-              <w:rPr>
-                <w:rFonts w:ascii="Consolas" w:eastAsia="Times New Roman" w:hAnsi="Consolas" w:cs="Times New Roman"/>
-                <w:color w:val="9CDCFE"/>
-                <w:sz w:val="16"/>
-                <w:szCs w:val="16"/>
-              </w:rPr>
-              <w:t>"</w:t>
+              <w:t>"dotnetRunMessages"</w:t>
             </w:r>
             <w:r>
               <w:rPr>
@@ -3094,27 +2435,7 @@
                 <w:sz w:val="16"/>
                 <w:szCs w:val="16"/>
               </w:rPr>
-              <w:t>"</w:t>
-            </w:r>
-            <w:proofErr w:type="spellStart"/>
-            <w:r>
-              <w:rPr>
-                <w:rFonts w:ascii="Consolas" w:eastAsia="Times New Roman" w:hAnsi="Consolas" w:cs="Times New Roman"/>
-                <w:color w:val="9CDCFE"/>
-                <w:sz w:val="16"/>
-                <w:szCs w:val="16"/>
-              </w:rPr>
-              <w:t>launchBrowser</w:t>
-            </w:r>
-            <w:proofErr w:type="spellEnd"/>
-            <w:r>
-              <w:rPr>
-                <w:rFonts w:ascii="Consolas" w:eastAsia="Times New Roman" w:hAnsi="Consolas" w:cs="Times New Roman"/>
-                <w:color w:val="9CDCFE"/>
-                <w:sz w:val="16"/>
-                <w:szCs w:val="16"/>
-              </w:rPr>
-              <w:t>"</w:t>
+              <w:t>"launchBrowser"</w:t>
             </w:r>
             <w:r>
               <w:rPr>
@@ -3171,27 +2492,7 @@
                 <w:sz w:val="16"/>
                 <w:szCs w:val="16"/>
               </w:rPr>
-              <w:t>"</w:t>
-            </w:r>
-            <w:proofErr w:type="spellStart"/>
-            <w:r>
-              <w:rPr>
-                <w:rFonts w:ascii="Consolas" w:eastAsia="Times New Roman" w:hAnsi="Consolas" w:cs="Times New Roman"/>
-                <w:color w:val="9CDCFE"/>
-                <w:sz w:val="16"/>
-                <w:szCs w:val="16"/>
-              </w:rPr>
-              <w:t>launchUrl</w:t>
-            </w:r>
-            <w:proofErr w:type="spellEnd"/>
-            <w:r>
-              <w:rPr>
-                <w:rFonts w:ascii="Consolas" w:eastAsia="Times New Roman" w:hAnsi="Consolas" w:cs="Times New Roman"/>
-                <w:color w:val="9CDCFE"/>
-                <w:sz w:val="16"/>
-                <w:szCs w:val="16"/>
-              </w:rPr>
-              <w:t>"</w:t>
+              <w:t>"launchUrl"</w:t>
             </w:r>
             <w:r>
               <w:rPr>
@@ -3248,27 +2549,7 @@
                 <w:sz w:val="16"/>
                 <w:szCs w:val="16"/>
               </w:rPr>
-              <w:t>"</w:t>
-            </w:r>
-            <w:proofErr w:type="spellStart"/>
-            <w:r>
-              <w:rPr>
-                <w:rFonts w:ascii="Consolas" w:eastAsia="Times New Roman" w:hAnsi="Consolas" w:cs="Times New Roman"/>
-                <w:color w:val="9CDCFE"/>
-                <w:sz w:val="16"/>
-                <w:szCs w:val="16"/>
-              </w:rPr>
-              <w:t>applicationUrl</w:t>
-            </w:r>
-            <w:proofErr w:type="spellEnd"/>
-            <w:r>
-              <w:rPr>
-                <w:rFonts w:ascii="Consolas" w:eastAsia="Times New Roman" w:hAnsi="Consolas" w:cs="Times New Roman"/>
-                <w:color w:val="9CDCFE"/>
-                <w:sz w:val="16"/>
-                <w:szCs w:val="16"/>
-              </w:rPr>
-              <w:t>"</w:t>
+              <w:t>"applicationUrl"</w:t>
             </w:r>
             <w:r>
               <w:rPr>
@@ -3325,27 +2606,7 @@
                 <w:sz w:val="16"/>
                 <w:szCs w:val="16"/>
               </w:rPr>
-              <w:t>"</w:t>
-            </w:r>
-            <w:proofErr w:type="spellStart"/>
-            <w:r>
-              <w:rPr>
-                <w:rFonts w:ascii="Consolas" w:eastAsia="Times New Roman" w:hAnsi="Consolas" w:cs="Times New Roman"/>
-                <w:color w:val="9CDCFE"/>
-                <w:sz w:val="16"/>
-                <w:szCs w:val="16"/>
-              </w:rPr>
-              <w:t>environmentVariables</w:t>
-            </w:r>
-            <w:proofErr w:type="spellEnd"/>
-            <w:r>
-              <w:rPr>
-                <w:rFonts w:ascii="Consolas" w:eastAsia="Times New Roman" w:hAnsi="Consolas" w:cs="Times New Roman"/>
-                <w:color w:val="9CDCFE"/>
-                <w:sz w:val="16"/>
-                <w:szCs w:val="16"/>
-              </w:rPr>
-              <w:t>"</w:t>
+              <w:t>"environmentVariables"</w:t>
             </w:r>
             <w:r>
               <w:rPr>
@@ -3513,27 +2774,7 @@
                 <w:sz w:val="16"/>
                 <w:szCs w:val="16"/>
               </w:rPr>
-              <w:t>"</w:t>
-            </w:r>
-            <w:proofErr w:type="spellStart"/>
-            <w:r>
-              <w:rPr>
-                <w:rFonts w:ascii="Consolas" w:eastAsia="Times New Roman" w:hAnsi="Consolas" w:cs="Times New Roman"/>
-                <w:color w:val="9CDCFE"/>
-                <w:sz w:val="16"/>
-                <w:szCs w:val="16"/>
-              </w:rPr>
-              <w:t>commandName</w:t>
-            </w:r>
-            <w:proofErr w:type="spellEnd"/>
-            <w:r>
-              <w:rPr>
-                <w:rFonts w:ascii="Consolas" w:eastAsia="Times New Roman" w:hAnsi="Consolas" w:cs="Times New Roman"/>
-                <w:color w:val="9CDCFE"/>
-                <w:sz w:val="16"/>
-                <w:szCs w:val="16"/>
-              </w:rPr>
-              <w:t>"</w:t>
+              <w:t>"commandName"</w:t>
             </w:r>
             <w:r>
               <w:rPr>
@@ -3551,27 +2792,7 @@
                 <w:sz w:val="16"/>
                 <w:szCs w:val="16"/>
               </w:rPr>
-              <w:t>"</w:t>
-            </w:r>
-            <w:proofErr w:type="spellStart"/>
-            <w:r>
-              <w:rPr>
-                <w:rFonts w:ascii="Consolas" w:eastAsia="Times New Roman" w:hAnsi="Consolas" w:cs="Times New Roman"/>
-                <w:color w:val="CE9178"/>
-                <w:sz w:val="16"/>
-                <w:szCs w:val="16"/>
-              </w:rPr>
-              <w:t>IISExpress</w:t>
-            </w:r>
-            <w:proofErr w:type="spellEnd"/>
-            <w:r>
-              <w:rPr>
-                <w:rFonts w:ascii="Consolas" w:eastAsia="Times New Roman" w:hAnsi="Consolas" w:cs="Times New Roman"/>
-                <w:color w:val="CE9178"/>
-                <w:sz w:val="16"/>
-                <w:szCs w:val="16"/>
-              </w:rPr>
-              <w:t>"</w:t>
+              <w:t>"IISExpress"</w:t>
             </w:r>
             <w:r>
               <w:rPr>
@@ -3610,27 +2831,7 @@
                 <w:sz w:val="16"/>
                 <w:szCs w:val="16"/>
               </w:rPr>
-              <w:t>"</w:t>
-            </w:r>
-            <w:proofErr w:type="spellStart"/>
-            <w:r>
-              <w:rPr>
-                <w:rFonts w:ascii="Consolas" w:eastAsia="Times New Roman" w:hAnsi="Consolas" w:cs="Times New Roman"/>
-                <w:color w:val="9CDCFE"/>
-                <w:sz w:val="16"/>
-                <w:szCs w:val="16"/>
-              </w:rPr>
-              <w:t>launchBrowser</w:t>
-            </w:r>
-            <w:proofErr w:type="spellEnd"/>
-            <w:r>
-              <w:rPr>
-                <w:rFonts w:ascii="Consolas" w:eastAsia="Times New Roman" w:hAnsi="Consolas" w:cs="Times New Roman"/>
-                <w:color w:val="9CDCFE"/>
-                <w:sz w:val="16"/>
-                <w:szCs w:val="16"/>
-              </w:rPr>
-              <w:t>"</w:t>
+              <w:t>"launchBrowser"</w:t>
             </w:r>
             <w:r>
               <w:rPr>
@@ -3687,27 +2888,7 @@
                 <w:sz w:val="16"/>
                 <w:szCs w:val="16"/>
               </w:rPr>
-              <w:t>"</w:t>
-            </w:r>
-            <w:proofErr w:type="spellStart"/>
-            <w:r>
-              <w:rPr>
-                <w:rFonts w:ascii="Consolas" w:eastAsia="Times New Roman" w:hAnsi="Consolas" w:cs="Times New Roman"/>
-                <w:color w:val="9CDCFE"/>
-                <w:sz w:val="16"/>
-                <w:szCs w:val="16"/>
-              </w:rPr>
-              <w:t>launchUrl</w:t>
-            </w:r>
-            <w:proofErr w:type="spellEnd"/>
-            <w:r>
-              <w:rPr>
-                <w:rFonts w:ascii="Consolas" w:eastAsia="Times New Roman" w:hAnsi="Consolas" w:cs="Times New Roman"/>
-                <w:color w:val="9CDCFE"/>
-                <w:sz w:val="16"/>
-                <w:szCs w:val="16"/>
-              </w:rPr>
-              <w:t>"</w:t>
+              <w:t>"launchUrl"</w:t>
             </w:r>
             <w:r>
               <w:rPr>
@@ -3764,27 +2945,7 @@
                 <w:sz w:val="16"/>
                 <w:szCs w:val="16"/>
               </w:rPr>
-              <w:t>"</w:t>
-            </w:r>
-            <w:proofErr w:type="spellStart"/>
-            <w:r>
-              <w:rPr>
-                <w:rFonts w:ascii="Consolas" w:eastAsia="Times New Roman" w:hAnsi="Consolas" w:cs="Times New Roman"/>
-                <w:color w:val="9CDCFE"/>
-                <w:sz w:val="16"/>
-                <w:szCs w:val="16"/>
-              </w:rPr>
-              <w:t>environmentVariables</w:t>
-            </w:r>
-            <w:proofErr w:type="spellEnd"/>
-            <w:r>
-              <w:rPr>
-                <w:rFonts w:ascii="Consolas" w:eastAsia="Times New Roman" w:hAnsi="Consolas" w:cs="Times New Roman"/>
-                <w:color w:val="9CDCFE"/>
-                <w:sz w:val="16"/>
-                <w:szCs w:val="16"/>
-              </w:rPr>
-              <w:t>"</w:t>
+              <w:t>"environmentVariables"</w:t>
             </w:r>
             <w:r>
               <w:rPr>
@@ -4001,27 +3162,7 @@
                 <w:sz w:val="16"/>
                 <w:szCs w:val="16"/>
               </w:rPr>
-              <w:t>"http://json.schemastore.org/</w:t>
-            </w:r>
-            <w:proofErr w:type="spellStart"/>
-            <w:r>
-              <w:rPr>
-                <w:rFonts w:ascii="Consolas" w:eastAsia="Times New Roman" w:hAnsi="Consolas" w:cs="Times New Roman"/>
-                <w:color w:val="CE9178"/>
-                <w:sz w:val="16"/>
-                <w:szCs w:val="16"/>
-              </w:rPr>
-              <w:t>launchsettings.json</w:t>
-            </w:r>
-            <w:proofErr w:type="spellEnd"/>
-            <w:r>
-              <w:rPr>
-                <w:rFonts w:ascii="Consolas" w:eastAsia="Times New Roman" w:hAnsi="Consolas" w:cs="Times New Roman"/>
-                <w:color w:val="CE9178"/>
-                <w:sz w:val="16"/>
-                <w:szCs w:val="16"/>
-              </w:rPr>
-              <w:t>"</w:t>
+              <w:t>"http://json.schemastore.org/launchsettings.json"</w:t>
             </w:r>
             <w:r>
               <w:rPr>
@@ -4138,27 +3279,7 @@
                 <w:sz w:val="16"/>
                 <w:szCs w:val="16"/>
               </w:rPr>
-              <w:t>"</w:t>
-            </w:r>
-            <w:proofErr w:type="spellStart"/>
-            <w:r>
-              <w:rPr>
-                <w:rFonts w:ascii="Consolas" w:eastAsia="Times New Roman" w:hAnsi="Consolas" w:cs="Times New Roman"/>
-                <w:color w:val="9CDCFE"/>
-                <w:sz w:val="16"/>
-                <w:szCs w:val="16"/>
-              </w:rPr>
-              <w:t>commandName</w:t>
-            </w:r>
-            <w:proofErr w:type="spellEnd"/>
-            <w:r>
-              <w:rPr>
-                <w:rFonts w:ascii="Consolas" w:eastAsia="Times New Roman" w:hAnsi="Consolas" w:cs="Times New Roman"/>
-                <w:color w:val="9CDCFE"/>
-                <w:sz w:val="16"/>
-                <w:szCs w:val="16"/>
-              </w:rPr>
-              <w:t>"</w:t>
+              <w:t>"commandName"</w:t>
             </w:r>
             <w:r>
               <w:rPr>
@@ -4216,27 +3337,7 @@
                 <w:sz w:val="16"/>
                 <w:szCs w:val="16"/>
               </w:rPr>
-              <w:t>"</w:t>
-            </w:r>
-            <w:proofErr w:type="spellStart"/>
-            <w:r>
-              <w:rPr>
-                <w:rFonts w:ascii="Consolas" w:eastAsia="Times New Roman" w:hAnsi="Consolas" w:cs="Times New Roman"/>
-                <w:color w:val="9CDCFE"/>
-                <w:sz w:val="16"/>
-                <w:szCs w:val="16"/>
-              </w:rPr>
-              <w:t>dotnetRunMessages</w:t>
-            </w:r>
-            <w:proofErr w:type="spellEnd"/>
-            <w:r>
-              <w:rPr>
-                <w:rFonts w:ascii="Consolas" w:eastAsia="Times New Roman" w:hAnsi="Consolas" w:cs="Times New Roman"/>
-                <w:color w:val="9CDCFE"/>
-                <w:sz w:val="16"/>
-                <w:szCs w:val="16"/>
-              </w:rPr>
-              <w:t>"</w:t>
+              <w:t>"dotnetRunMessages"</w:t>
             </w:r>
             <w:r>
               <w:rPr>
@@ -4293,27 +3394,7 @@
                 <w:sz w:val="16"/>
                 <w:szCs w:val="16"/>
               </w:rPr>
-              <w:t>"</w:t>
-            </w:r>
-            <w:proofErr w:type="spellStart"/>
-            <w:r>
-              <w:rPr>
-                <w:rFonts w:ascii="Consolas" w:eastAsia="Times New Roman" w:hAnsi="Consolas" w:cs="Times New Roman"/>
-                <w:color w:val="9CDCFE"/>
-                <w:sz w:val="16"/>
-                <w:szCs w:val="16"/>
-              </w:rPr>
-              <w:t>launchBrowser</w:t>
-            </w:r>
-            <w:proofErr w:type="spellEnd"/>
-            <w:r>
-              <w:rPr>
-                <w:rFonts w:ascii="Consolas" w:eastAsia="Times New Roman" w:hAnsi="Consolas" w:cs="Times New Roman"/>
-                <w:color w:val="9CDCFE"/>
-                <w:sz w:val="16"/>
-                <w:szCs w:val="16"/>
-              </w:rPr>
-              <w:t>"</w:t>
+              <w:t>"launchBrowser"</w:t>
             </w:r>
             <w:r>
               <w:rPr>
@@ -4370,27 +3451,7 @@
                 <w:sz w:val="16"/>
                 <w:szCs w:val="16"/>
               </w:rPr>
-              <w:t>"</w:t>
-            </w:r>
-            <w:proofErr w:type="spellStart"/>
-            <w:r>
-              <w:rPr>
-                <w:rFonts w:ascii="Consolas" w:eastAsia="Times New Roman" w:hAnsi="Consolas" w:cs="Times New Roman"/>
-                <w:color w:val="9CDCFE"/>
-                <w:sz w:val="16"/>
-                <w:szCs w:val="16"/>
-              </w:rPr>
-              <w:t>launchUrl</w:t>
-            </w:r>
-            <w:proofErr w:type="spellEnd"/>
-            <w:r>
-              <w:rPr>
-                <w:rFonts w:ascii="Consolas" w:eastAsia="Times New Roman" w:hAnsi="Consolas" w:cs="Times New Roman"/>
-                <w:color w:val="9CDCFE"/>
-                <w:sz w:val="16"/>
-                <w:szCs w:val="16"/>
-              </w:rPr>
-              <w:t>"</w:t>
+              <w:t>"launchUrl"</w:t>
             </w:r>
             <w:r>
               <w:rPr>
@@ -4447,27 +3508,7 @@
                 <w:sz w:val="16"/>
                 <w:szCs w:val="16"/>
               </w:rPr>
-              <w:t>"</w:t>
-            </w:r>
-            <w:proofErr w:type="spellStart"/>
-            <w:r>
-              <w:rPr>
-                <w:rFonts w:ascii="Consolas" w:eastAsia="Times New Roman" w:hAnsi="Consolas" w:cs="Times New Roman"/>
-                <w:color w:val="9CDCFE"/>
-                <w:sz w:val="16"/>
-                <w:szCs w:val="16"/>
-              </w:rPr>
-              <w:t>applicationUrl</w:t>
-            </w:r>
-            <w:proofErr w:type="spellEnd"/>
-            <w:r>
-              <w:rPr>
-                <w:rFonts w:ascii="Consolas" w:eastAsia="Times New Roman" w:hAnsi="Consolas" w:cs="Times New Roman"/>
-                <w:color w:val="9CDCFE"/>
-                <w:sz w:val="16"/>
-                <w:szCs w:val="16"/>
-              </w:rPr>
-              <w:t>"</w:t>
+              <w:t>"applicationUrl"</w:t>
             </w:r>
             <w:r>
               <w:rPr>
@@ -4542,27 +3583,7 @@
                 <w:sz w:val="16"/>
                 <w:szCs w:val="16"/>
               </w:rPr>
-              <w:t>"</w:t>
-            </w:r>
-            <w:proofErr w:type="spellStart"/>
-            <w:r>
-              <w:rPr>
-                <w:rFonts w:ascii="Consolas" w:eastAsia="Times New Roman" w:hAnsi="Consolas" w:cs="Times New Roman"/>
-                <w:color w:val="9CDCFE"/>
-                <w:sz w:val="16"/>
-                <w:szCs w:val="16"/>
-              </w:rPr>
-              <w:t>environmentVariables</w:t>
-            </w:r>
-            <w:proofErr w:type="spellEnd"/>
-            <w:r>
-              <w:rPr>
-                <w:rFonts w:ascii="Consolas" w:eastAsia="Times New Roman" w:hAnsi="Consolas" w:cs="Times New Roman"/>
-                <w:color w:val="9CDCFE"/>
-                <w:sz w:val="16"/>
-                <w:szCs w:val="16"/>
-              </w:rPr>
-              <w:t>"</w:t>
+              <w:t>"environmentVariables"</w:t>
             </w:r>
             <w:r>
               <w:rPr>
@@ -4758,37 +3779,17 @@
               <w:rPr>
                 <w:highlight w:val="yellow"/>
               </w:rPr>
-              <w:t>[</w:t>
-            </w:r>
-            <w:proofErr w:type="spellStart"/>
-            <w:r>
-              <w:rPr>
-                <w:highlight w:val="yellow"/>
-              </w:rPr>
-              <w:t>basePath</w:t>
-            </w:r>
-            <w:proofErr w:type="spellEnd"/>
-            <w:r>
-              <w:rPr>
-                <w:highlight w:val="yellow"/>
-              </w:rPr>
-              <w:t>]</w:t>
+              <w:t>[basePath]</w:t>
             </w:r>
             <w:r>
               <w:t>/</w:t>
             </w:r>
-            <w:proofErr w:type="spellStart"/>
-            <w:r>
-              <w:t>MySocialConnect</w:t>
-            </w:r>
-            <w:proofErr w:type="spellEnd"/>
-            <w:r>
-              <w:t>-API</w:t>
+            <w:r>
+              <w:t>MySocialConnect-API</w:t>
             </w:r>
             <w:r>
               <w:t>/</w:t>
             </w:r>
-            <w:proofErr w:type="spellStart"/>
             <w:r>
               <w:t>MSC.</w:t>
             </w:r>
@@ -4798,7 +3799,6 @@
             <w:r>
               <w:t>Api</w:t>
             </w:r>
-            <w:proofErr w:type="spellEnd"/>
             <w:r>
               <w:t>”</w:t>
             </w:r>
@@ -4843,15 +3843,7 @@
             </w:pPr>
             <w:r>
               <w:lastRenderedPageBreak/>
-              <w:t xml:space="preserve">Once running successfully then pick the </w:t>
-            </w:r>
-            <w:proofErr w:type="spellStart"/>
-            <w:r>
-              <w:t>url</w:t>
-            </w:r>
-            <w:proofErr w:type="spellEnd"/>
-            <w:r>
-              <w:t xml:space="preserve"> from the command prompt</w:t>
+              <w:t>Once running successfully then pick the url from the command prompt</w:t>
             </w:r>
           </w:p>
         </w:tc>
@@ -4873,17 +3865,7 @@
           <w:p>
             <w:r>
               <w:lastRenderedPageBreak/>
-              <w:t xml:space="preserve">info: </w:t>
-            </w:r>
-            <w:proofErr w:type="spellStart"/>
-            <w:proofErr w:type="gramStart"/>
-            <w:r>
-              <w:t>Microsoft.Hosting.Lifetime</w:t>
-            </w:r>
-            <w:proofErr w:type="spellEnd"/>
-            <w:proofErr w:type="gramEnd"/>
-            <w:r>
-              <w:t>[14]</w:t>
+              <w:t>info: Microsoft.Hosting.Lifetime[14]</w:t>
             </w:r>
           </w:p>
           <w:p>
@@ -4899,17 +3881,7 @@
           </w:p>
           <w:p>
             <w:r>
-              <w:t xml:space="preserve">info: </w:t>
-            </w:r>
-            <w:proofErr w:type="spellStart"/>
-            <w:proofErr w:type="gramStart"/>
-            <w:r>
-              <w:t>Microsoft.Hosting.Lifetime</w:t>
-            </w:r>
-            <w:proofErr w:type="spellEnd"/>
-            <w:proofErr w:type="gramEnd"/>
-            <w:r>
-              <w:t>[14]</w:t>
+              <w:t>info: Microsoft.Hosting.Lifetime[14]</w:t>
             </w:r>
           </w:p>
           <w:p>
@@ -4925,45 +3897,17 @@
           </w:p>
           <w:p>
             <w:r>
-              <w:t xml:space="preserve">info: </w:t>
-            </w:r>
-            <w:proofErr w:type="spellStart"/>
-            <w:proofErr w:type="gramStart"/>
-            <w:r>
-              <w:t>Microsoft.Hosting.Lifetime</w:t>
-            </w:r>
-            <w:proofErr w:type="spellEnd"/>
-            <w:proofErr w:type="gramEnd"/>
-            <w:r>
-              <w:t>[0]</w:t>
-            </w:r>
-          </w:p>
-          <w:p>
-            <w:r>
-              <w:t xml:space="preserve">      Application started. Press </w:t>
-            </w:r>
-            <w:proofErr w:type="spellStart"/>
-            <w:r>
-              <w:t>Ctrl+C</w:t>
-            </w:r>
-            <w:proofErr w:type="spellEnd"/>
-            <w:r>
-              <w:t xml:space="preserve"> to shut down.</w:t>
-            </w:r>
-          </w:p>
-          <w:p>
-            <w:r>
-              <w:t xml:space="preserve">info: </w:t>
-            </w:r>
-            <w:proofErr w:type="spellStart"/>
-            <w:proofErr w:type="gramStart"/>
-            <w:r>
-              <w:t>Microsoft.Hosting.Lifetime</w:t>
-            </w:r>
-            <w:proofErr w:type="spellEnd"/>
-            <w:proofErr w:type="gramEnd"/>
-            <w:r>
-              <w:t>[0]</w:t>
+              <w:t>info: Microsoft.Hosting.Lifetime[0]</w:t>
+            </w:r>
+          </w:p>
+          <w:p>
+            <w:r>
+              <w:t xml:space="preserve">      Application started. Press Ctrl+C to shut down.</w:t>
+            </w:r>
+          </w:p>
+          <w:p>
+            <w:r>
+              <w:t>info: Microsoft.Hosting.Lifetime[0]</w:t>
             </w:r>
           </w:p>
           <w:p>
@@ -5032,15 +3976,7 @@
         <w:t>GET</w:t>
       </w:r>
       <w:r>
-        <w:t xml:space="preserve"> method end point under </w:t>
-      </w:r>
-      <w:proofErr w:type="spellStart"/>
-      <w:r>
-        <w:t>WeatherForecast</w:t>
-      </w:r>
-      <w:proofErr w:type="spellEnd"/>
-      <w:r>
-        <w:t xml:space="preserve">, click </w:t>
+        <w:t xml:space="preserve"> method end point under WeatherForecast, click </w:t>
       </w:r>
       <w:r>
         <w:rPr>
@@ -5071,15 +4007,7 @@
     </w:p>
     <w:p>
       <w:r>
-        <w:t xml:space="preserve">If you see warning then trust the certificate. If error shows for the </w:t>
-      </w:r>
-      <w:proofErr w:type="gramStart"/>
-      <w:r>
-        <w:t>certificate</w:t>
-      </w:r>
-      <w:proofErr w:type="gramEnd"/>
-      <w:r>
-        <w:t xml:space="preserve"> then first run clean command</w:t>
+        <w:t>If you see warning then trust the certificate. If error shows for the certificate then first run clean command</w:t>
       </w:r>
     </w:p>
     <w:tbl>
@@ -5322,7 +4250,6 @@
           <w:szCs w:val="22"/>
         </w:rPr>
       </w:pPr>
-      <w:proofErr w:type="spellStart"/>
       <w:r>
         <w:rPr>
           <w:rFonts w:asciiTheme="minorHAnsi" w:eastAsiaTheme="minorHAnsi" w:hAnsiTheme="minorHAnsi" w:cstheme="minorBidi"/>
@@ -5331,7 +4258,6 @@
         </w:rPr>
         <w:t>npm</w:t>
       </w:r>
-      <w:proofErr w:type="spellEnd"/>
       <w:r>
         <w:t xml:space="preserve"> </w:t>
       </w:r>
@@ -5357,23 +4283,13 @@
           <w:szCs w:val="22"/>
         </w:rPr>
       </w:pPr>
-      <w:proofErr w:type="spellStart"/>
       <w:r>
         <w:rPr>
           <w:rFonts w:asciiTheme="minorHAnsi" w:eastAsiaTheme="minorHAnsi" w:hAnsiTheme="minorHAnsi" w:cstheme="minorBidi"/>
           <w:sz w:val="22"/>
           <w:szCs w:val="22"/>
         </w:rPr>
-        <w:t>npm</w:t>
-      </w:r>
-      <w:proofErr w:type="spellEnd"/>
-      <w:r>
-        <w:rPr>
-          <w:rFonts w:asciiTheme="minorHAnsi" w:eastAsiaTheme="minorHAnsi" w:hAnsiTheme="minorHAnsi" w:cstheme="minorBidi"/>
-          <w:sz w:val="22"/>
-          <w:szCs w:val="22"/>
-        </w:rPr>
-        <w:t xml:space="preserve"> cache clean --force</w:t>
+        <w:t>npm cache clean --force</w:t>
       </w:r>
     </w:p>
     <w:p>
@@ -5389,23 +4305,13 @@
           <w:szCs w:val="22"/>
         </w:rPr>
       </w:pPr>
-      <w:proofErr w:type="spellStart"/>
       <w:r>
         <w:rPr>
           <w:rFonts w:asciiTheme="minorHAnsi" w:eastAsiaTheme="minorHAnsi" w:hAnsiTheme="minorHAnsi" w:cstheme="minorBidi"/>
           <w:sz w:val="22"/>
           <w:szCs w:val="22"/>
         </w:rPr>
-        <w:t>npm</w:t>
-      </w:r>
-      <w:proofErr w:type="spellEnd"/>
-      <w:r>
-        <w:rPr>
-          <w:rFonts w:asciiTheme="minorHAnsi" w:eastAsiaTheme="minorHAnsi" w:hAnsiTheme="minorHAnsi" w:cstheme="minorBidi"/>
-          <w:sz w:val="22"/>
-          <w:szCs w:val="22"/>
-        </w:rPr>
-        <w:t xml:space="preserve"> install -g @angular/cli@</w:t>
+        <w:t>npm install -g @angular/cli@</w:t>
       </w:r>
       <w:r>
         <w:rPr>
@@ -5451,21 +4357,7 @@
         <w:rPr>
           <w:highlight w:val="cyan"/>
         </w:rPr>
-        <w:t xml:space="preserve">Package Manager: </w:t>
-      </w:r>
-      <w:proofErr w:type="spellStart"/>
-      <w:r>
-        <w:rPr>
-          <w:highlight w:val="cyan"/>
-        </w:rPr>
-        <w:t>npm</w:t>
-      </w:r>
-      <w:proofErr w:type="spellEnd"/>
-      <w:r>
-        <w:rPr>
-          <w:highlight w:val="cyan"/>
-        </w:rPr>
-        <w:t xml:space="preserve"> 9.6.7</w:t>
+        <w:t>Package Manager: npm 9.6.7</w:t>
       </w:r>
     </w:p>
     <w:p>
@@ -5519,15 +4411,7 @@
       </w:pPr>
       <w:r>
         <w:lastRenderedPageBreak/>
-        <w:t xml:space="preserve">Setting </w:t>
-      </w:r>
-      <w:proofErr w:type="spellStart"/>
-      <w:r>
-        <w:t>MySocialConnect</w:t>
-      </w:r>
-      <w:proofErr w:type="spellEnd"/>
-      <w:r>
-        <w:t>-SPA Project</w:t>
+        <w:t>Setting MySocialConnect-SPA Project</w:t>
       </w:r>
     </w:p>
     <w:p>
@@ -5540,21 +4424,7 @@
         <w:rPr>
           <w:color w:val="FF99FF"/>
         </w:rPr>
-        <w:t xml:space="preserve">&gt; ng new </w:t>
-      </w:r>
-      <w:proofErr w:type="spellStart"/>
-      <w:r>
-        <w:rPr>
-          <w:color w:val="FF99FF"/>
-        </w:rPr>
-        <w:t>MySocialConnect</w:t>
-      </w:r>
-      <w:proofErr w:type="spellEnd"/>
-      <w:r>
-        <w:rPr>
-          <w:color w:val="FF99FF"/>
-        </w:rPr>
-        <w:t>-SPA</w:t>
+        <w:t>&gt; ng new MySocialConnect-SPA</w:t>
       </w:r>
     </w:p>
     <w:p>
@@ -5583,15 +4453,7 @@
     </w:p>
     <w:p>
       <w:r>
-        <w:t xml:space="preserve">Install </w:t>
-      </w:r>
-      <w:proofErr w:type="spellStart"/>
-      <w:r>
-        <w:t>chocolately</w:t>
-      </w:r>
-      <w:proofErr w:type="spellEnd"/>
-      <w:r>
-        <w:t xml:space="preserve">: </w:t>
+        <w:t xml:space="preserve">Install chocolately: </w:t>
       </w:r>
       <w:hyperlink r:id="rId24" w:anchor="individual" w:history="1">
         <w:r>
@@ -5613,61 +4475,21 @@
         <w:rPr>
           <w:highlight w:val="cyan"/>
         </w:rPr>
-        <w:t>“</w:t>
-      </w:r>
-      <w:proofErr w:type="spellStart"/>
-      <w:r>
-        <w:rPr>
-          <w:highlight w:val="cyan"/>
-        </w:rPr>
-        <w:t>ssl</w:t>
-      </w:r>
-      <w:proofErr w:type="spellEnd"/>
-      <w:r>
-        <w:rPr>
-          <w:highlight w:val="cyan"/>
-        </w:rPr>
-        <w:t>”</w:t>
+        <w:t>“ssl”</w:t>
       </w:r>
       <w:r>
         <w:t xml:space="preserve"> in the SPA project</w:t>
       </w:r>
     </w:p>
     <w:p>
-      <w:proofErr w:type="spellStart"/>
-      <w:r>
-        <w:t>Naviagte</w:t>
-      </w:r>
-      <w:proofErr w:type="spellEnd"/>
-      <w:r>
-        <w:t xml:space="preserve"> to the </w:t>
-      </w:r>
-      <w:proofErr w:type="spellStart"/>
-      <w:r>
-        <w:t>ssl</w:t>
-      </w:r>
-      <w:proofErr w:type="spellEnd"/>
-      <w:r>
-        <w:t xml:space="preserve"> folder in command prompt [admin mode]</w:t>
+      <w:r>
+        <w:t>Naviagte to the ssl folder in command prompt [admin mode]</w:t>
       </w:r>
     </w:p>
     <w:p>
       <w:r>
         <w:tab/>
-        <w:t xml:space="preserve">Wil be installing from this in </w:t>
-      </w:r>
-      <w:proofErr w:type="spellStart"/>
-      <w:proofErr w:type="gramStart"/>
-      <w:r>
-        <w:t>ssl</w:t>
-      </w:r>
-      <w:proofErr w:type="spellEnd"/>
-      <w:r>
-        <w:t xml:space="preserve"> :</w:t>
-      </w:r>
-      <w:proofErr w:type="gramEnd"/>
-      <w:r>
-        <w:t xml:space="preserve"> </w:t>
+        <w:t xml:space="preserve">Wil be installing from this in ssl : </w:t>
       </w:r>
       <w:hyperlink r:id="rId25" w:history="1">
         <w:r>
@@ -5691,83 +4513,33 @@
         <w:rPr>
           <w:color w:val="FF99FF"/>
         </w:rPr>
-        <w:t>&gt;</w:t>
-      </w:r>
-      <w:proofErr w:type="spellStart"/>
-      <w:r>
+        <w:t>&gt;choco install mkcert</w:t>
+      </w:r>
+    </w:p>
+    <w:p>
+      <w:pPr>
         <w:rPr>
           <w:color w:val="FF99FF"/>
         </w:rPr>
-        <w:t>choco</w:t>
-      </w:r>
-      <w:proofErr w:type="spellEnd"/>
+      </w:pPr>
       <w:r>
         <w:rPr>
           <w:color w:val="FF99FF"/>
         </w:rPr>
-        <w:t xml:space="preserve"> install </w:t>
-      </w:r>
-      <w:proofErr w:type="spellStart"/>
-      <w:r>
+        <w:t>&gt;mkcert -install</w:t>
+      </w:r>
+    </w:p>
+    <w:p>
+      <w:pPr>
         <w:rPr>
           <w:color w:val="FF99FF"/>
         </w:rPr>
-        <w:t>mkcert</w:t>
-      </w:r>
-      <w:proofErr w:type="spellEnd"/>
-    </w:p>
-    <w:p>
-      <w:pPr>
+      </w:pPr>
+      <w:r>
         <w:rPr>
           <w:color w:val="FF99FF"/>
         </w:rPr>
-      </w:pPr>
-      <w:r>
-        <w:rPr>
-          <w:color w:val="FF99FF"/>
-        </w:rPr>
-        <w:t>&gt;</w:t>
-      </w:r>
-      <w:proofErr w:type="spellStart"/>
-      <w:r>
-        <w:rPr>
-          <w:color w:val="FF99FF"/>
-        </w:rPr>
-        <w:t>mkcert</w:t>
-      </w:r>
-      <w:proofErr w:type="spellEnd"/>
-      <w:r>
-        <w:rPr>
-          <w:color w:val="FF99FF"/>
-        </w:rPr>
-        <w:t xml:space="preserve"> -install</w:t>
-      </w:r>
-    </w:p>
-    <w:p>
-      <w:pPr>
-        <w:rPr>
-          <w:color w:val="FF99FF"/>
-        </w:rPr>
-      </w:pPr>
-      <w:r>
-        <w:rPr>
-          <w:color w:val="FF99FF"/>
-        </w:rPr>
-        <w:t>&gt;</w:t>
-      </w:r>
-      <w:proofErr w:type="spellStart"/>
-      <w:r>
-        <w:rPr>
-          <w:color w:val="FF99FF"/>
-        </w:rPr>
-        <w:t>mkcert</w:t>
-      </w:r>
-      <w:proofErr w:type="spellEnd"/>
-      <w:r>
-        <w:rPr>
-          <w:color w:val="FF99FF"/>
-        </w:rPr>
-        <w:t xml:space="preserve"> localhost</w:t>
+        <w:t>&gt;mkcert localhost</w:t>
       </w:r>
     </w:p>
     <w:p>
@@ -5778,15 +4550,7 @@
         <w:t>s</w:t>
       </w:r>
       <w:r>
-        <w:t xml:space="preserve"> in the </w:t>
-      </w:r>
-      <w:proofErr w:type="spellStart"/>
-      <w:r>
-        <w:t>ssl</w:t>
-      </w:r>
-      <w:proofErr w:type="spellEnd"/>
-      <w:r>
-        <w:t xml:space="preserve"> folder </w:t>
+        <w:t xml:space="preserve"> in the ssl folder </w:t>
       </w:r>
     </w:p>
     <w:p>
@@ -5833,23 +4597,8 @@
     </w:p>
     <w:p>
       <w:r>
-        <w:t xml:space="preserve">Go to </w:t>
-      </w:r>
-      <w:proofErr w:type="spellStart"/>
-      <w:proofErr w:type="gramStart"/>
-      <w:r>
-        <w:t>angular.json</w:t>
-      </w:r>
-      <w:proofErr w:type="spellEnd"/>
-      <w:proofErr w:type="gramEnd"/>
-      <w:r>
-        <w:t xml:space="preserve"> &gt; architect &gt; serve and add the options for </w:t>
-      </w:r>
-      <w:proofErr w:type="spellStart"/>
-      <w:r>
-        <w:t>ssl</w:t>
-      </w:r>
-      <w:proofErr w:type="spellEnd"/>
+        <w:t>Go to angular.json &gt; architect &gt; serve and add the options for ssl</w:t>
+      </w:r>
     </w:p>
     <w:p>
       <w:pPr>
@@ -5908,27 +4657,7 @@
           <w:sz w:val="21"/>
           <w:szCs w:val="21"/>
         </w:rPr>
-        <w:t>"</w:t>
-      </w:r>
-      <w:proofErr w:type="spellStart"/>
-      <w:r>
-        <w:rPr>
-          <w:rFonts w:ascii="Consolas" w:eastAsia="Times New Roman" w:hAnsi="Consolas" w:cs="Times New Roman"/>
-          <w:color w:val="9CDCFE"/>
-          <w:sz w:val="21"/>
-          <w:szCs w:val="21"/>
-        </w:rPr>
-        <w:t>ssl</w:t>
-      </w:r>
-      <w:proofErr w:type="spellEnd"/>
-      <w:r>
-        <w:rPr>
-          <w:rFonts w:ascii="Consolas" w:eastAsia="Times New Roman" w:hAnsi="Consolas" w:cs="Times New Roman"/>
-          <w:color w:val="9CDCFE"/>
-          <w:sz w:val="21"/>
-          <w:szCs w:val="21"/>
-        </w:rPr>
-        <w:t>"</w:t>
+        <w:t>"ssl"</w:t>
       </w:r>
       <w:r>
         <w:rPr>
@@ -5985,27 +4714,7 @@
           <w:sz w:val="21"/>
           <w:szCs w:val="21"/>
         </w:rPr>
-        <w:t>"</w:t>
-      </w:r>
-      <w:proofErr w:type="spellStart"/>
-      <w:r>
-        <w:rPr>
-          <w:rFonts w:ascii="Consolas" w:eastAsia="Times New Roman" w:hAnsi="Consolas" w:cs="Times New Roman"/>
-          <w:color w:val="9CDCFE"/>
-          <w:sz w:val="21"/>
-          <w:szCs w:val="21"/>
-        </w:rPr>
-        <w:t>sslCert</w:t>
-      </w:r>
-      <w:proofErr w:type="spellEnd"/>
-      <w:r>
-        <w:rPr>
-          <w:rFonts w:ascii="Consolas" w:eastAsia="Times New Roman" w:hAnsi="Consolas" w:cs="Times New Roman"/>
-          <w:color w:val="9CDCFE"/>
-          <w:sz w:val="21"/>
-          <w:szCs w:val="21"/>
-        </w:rPr>
-        <w:t>"</w:t>
+        <w:t>"sslCert"</w:t>
       </w:r>
       <w:r>
         <w:rPr>
@@ -6023,47 +4732,7 @@
           <w:sz w:val="21"/>
           <w:szCs w:val="21"/>
         </w:rPr>
-        <w:t>"./</w:t>
-      </w:r>
-      <w:proofErr w:type="spellStart"/>
-      <w:r>
-        <w:rPr>
-          <w:rFonts w:ascii="Consolas" w:eastAsia="Times New Roman" w:hAnsi="Consolas" w:cs="Times New Roman"/>
-          <w:color w:val="CE9178"/>
-          <w:sz w:val="21"/>
-          <w:szCs w:val="21"/>
-        </w:rPr>
-        <w:t>ssl</w:t>
-      </w:r>
-      <w:proofErr w:type="spellEnd"/>
-      <w:r>
-        <w:rPr>
-          <w:rFonts w:ascii="Consolas" w:eastAsia="Times New Roman" w:hAnsi="Consolas" w:cs="Times New Roman"/>
-          <w:color w:val="CE9178"/>
-          <w:sz w:val="21"/>
-          <w:szCs w:val="21"/>
-        </w:rPr>
-        <w:t>/</w:t>
-      </w:r>
-      <w:proofErr w:type="spellStart"/>
-      <w:r>
-        <w:rPr>
-          <w:rFonts w:ascii="Consolas" w:eastAsia="Times New Roman" w:hAnsi="Consolas" w:cs="Times New Roman"/>
-          <w:color w:val="CE9178"/>
-          <w:sz w:val="21"/>
-          <w:szCs w:val="21"/>
-        </w:rPr>
-        <w:t>localhost.pem</w:t>
-      </w:r>
-      <w:proofErr w:type="spellEnd"/>
-      <w:r>
-        <w:rPr>
-          <w:rFonts w:ascii="Consolas" w:eastAsia="Times New Roman" w:hAnsi="Consolas" w:cs="Times New Roman"/>
-          <w:color w:val="CE9178"/>
-          <w:sz w:val="21"/>
-          <w:szCs w:val="21"/>
-        </w:rPr>
-        <w:t>"</w:t>
+        <w:t>"./ssl/localhost.pem"</w:t>
       </w:r>
       <w:r>
         <w:rPr>
@@ -6102,27 +4771,7 @@
           <w:sz w:val="21"/>
           <w:szCs w:val="21"/>
         </w:rPr>
-        <w:t>"</w:t>
-      </w:r>
-      <w:proofErr w:type="spellStart"/>
-      <w:r>
-        <w:rPr>
-          <w:rFonts w:ascii="Consolas" w:eastAsia="Times New Roman" w:hAnsi="Consolas" w:cs="Times New Roman"/>
-          <w:color w:val="9CDCFE"/>
-          <w:sz w:val="21"/>
-          <w:szCs w:val="21"/>
-        </w:rPr>
-        <w:t>sslKey</w:t>
-      </w:r>
-      <w:proofErr w:type="spellEnd"/>
-      <w:r>
-        <w:rPr>
-          <w:rFonts w:ascii="Consolas" w:eastAsia="Times New Roman" w:hAnsi="Consolas" w:cs="Times New Roman"/>
-          <w:color w:val="9CDCFE"/>
-          <w:sz w:val="21"/>
-          <w:szCs w:val="21"/>
-        </w:rPr>
-        <w:t>"</w:t>
+        <w:t>"sslKey"</w:t>
       </w:r>
       <w:r>
         <w:rPr>
@@ -6140,47 +4789,7 @@
           <w:sz w:val="21"/>
           <w:szCs w:val="21"/>
         </w:rPr>
-        <w:t>"./</w:t>
-      </w:r>
-      <w:proofErr w:type="spellStart"/>
-      <w:r>
-        <w:rPr>
-          <w:rFonts w:ascii="Consolas" w:eastAsia="Times New Roman" w:hAnsi="Consolas" w:cs="Times New Roman"/>
-          <w:color w:val="CE9178"/>
-          <w:sz w:val="21"/>
-          <w:szCs w:val="21"/>
-        </w:rPr>
-        <w:t>ssl</w:t>
-      </w:r>
-      <w:proofErr w:type="spellEnd"/>
-      <w:r>
-        <w:rPr>
-          <w:rFonts w:ascii="Consolas" w:eastAsia="Times New Roman" w:hAnsi="Consolas" w:cs="Times New Roman"/>
-          <w:color w:val="CE9178"/>
-          <w:sz w:val="21"/>
-          <w:szCs w:val="21"/>
-        </w:rPr>
-        <w:t>/localhost-</w:t>
-      </w:r>
-      <w:proofErr w:type="spellStart"/>
-      <w:r>
-        <w:rPr>
-          <w:rFonts w:ascii="Consolas" w:eastAsia="Times New Roman" w:hAnsi="Consolas" w:cs="Times New Roman"/>
-          <w:color w:val="CE9178"/>
-          <w:sz w:val="21"/>
-          <w:szCs w:val="21"/>
-        </w:rPr>
-        <w:t>key.pem</w:t>
-      </w:r>
-      <w:proofErr w:type="spellEnd"/>
-      <w:r>
-        <w:rPr>
-          <w:rFonts w:ascii="Consolas" w:eastAsia="Times New Roman" w:hAnsi="Consolas" w:cs="Times New Roman"/>
-          <w:color w:val="CE9178"/>
-          <w:sz w:val="21"/>
-          <w:szCs w:val="21"/>
-        </w:rPr>
-        <w:t>"</w:t>
+        <w:t>"./ssl/localhost-key.pem"</w:t>
       </w:r>
     </w:p>
     <w:p>
@@ -6223,16 +4832,8 @@
         <w:rPr>
           <w:color w:val="FF99FF"/>
         </w:rPr>
-        <w:t xml:space="preserve">&gt;ng </w:t>
-      </w:r>
-      <w:proofErr w:type="gramStart"/>
-      <w:r>
-        <w:rPr>
-          <w:color w:val="FF99FF"/>
-        </w:rPr>
-        <w:t>serve</w:t>
-      </w:r>
-      <w:proofErr w:type="gramEnd"/>
+        <w:t>&gt;ng serve</w:t>
+      </w:r>
     </w:p>
     <w:tbl>
       <w:tblPr>
@@ -6261,17 +4862,8 @@
                 <w:b/>
                 <w:bCs/>
               </w:rPr>
-              <w:t xml:space="preserve">Without </w:t>
-            </w:r>
-            <w:proofErr w:type="spellStart"/>
-            <w:r>
-              <w:rPr>
-                <w:b/>
-                <w:bCs/>
-              </w:rPr>
-              <w:t>ssl</w:t>
-            </w:r>
-            <w:proofErr w:type="spellEnd"/>
+              <w:t>Without ssl</w:t>
+            </w:r>
           </w:p>
           <w:p>
             <w:r>
@@ -6317,17 +4909,8 @@
                 <w:b/>
                 <w:bCs/>
               </w:rPr>
-              <w:t xml:space="preserve">With </w:t>
-            </w:r>
-            <w:proofErr w:type="spellStart"/>
-            <w:r>
-              <w:rPr>
-                <w:b/>
-                <w:bCs/>
-              </w:rPr>
-              <w:t>ssl</w:t>
-            </w:r>
-            <w:proofErr w:type="spellEnd"/>
+              <w:t>With ssl</w:t>
+            </w:r>
           </w:p>
           <w:p>
             <w:r>
@@ -6380,13 +4963,8 @@
       <w:pPr>
         <w:pStyle w:val="Heading3"/>
       </w:pPr>
-      <w:proofErr w:type="spellStart"/>
-      <w:r>
-        <w:t>ngx</w:t>
-      </w:r>
-      <w:proofErr w:type="spellEnd"/>
-      <w:r>
-        <w:t>-bootstrap</w:t>
+      <w:r>
+        <w:t>ngx-bootstrap</w:t>
       </w:r>
     </w:p>
     <w:p>
@@ -6441,35 +5019,7 @@
               <w:rPr>
                 <w:color w:val="FF99FF"/>
               </w:rPr>
-              <w:t xml:space="preserve">&gt; ng </w:t>
-            </w:r>
-            <w:proofErr w:type="gramStart"/>
-            <w:r>
-              <w:rPr>
-                <w:color w:val="FF99FF"/>
-              </w:rPr>
-              <w:t>add</w:t>
-            </w:r>
-            <w:proofErr w:type="gramEnd"/>
-            <w:r>
-              <w:rPr>
-                <w:color w:val="FF99FF"/>
-              </w:rPr>
-              <w:t xml:space="preserve"> </w:t>
-            </w:r>
-            <w:proofErr w:type="spellStart"/>
-            <w:r>
-              <w:rPr>
-                <w:color w:val="FF99FF"/>
-              </w:rPr>
-              <w:t>ngx</w:t>
-            </w:r>
-            <w:proofErr w:type="spellEnd"/>
-            <w:r>
-              <w:rPr>
-                <w:color w:val="FF99FF"/>
-              </w:rPr>
-              <w:t>-bootstrap</w:t>
+              <w:t>&gt; ng add ngx-bootstrap</w:t>
             </w:r>
             <w:r>
               <w:t xml:space="preserve"> </w:t>
@@ -6489,35 +5039,7 @@
               <w:rPr>
                 <w:color w:val="FF99FF"/>
               </w:rPr>
-              <w:t xml:space="preserve">&gt; </w:t>
-            </w:r>
-            <w:proofErr w:type="spellStart"/>
-            <w:r>
-              <w:rPr>
-                <w:color w:val="FF99FF"/>
-              </w:rPr>
-              <w:t>npm</w:t>
-            </w:r>
-            <w:proofErr w:type="spellEnd"/>
-            <w:r>
-              <w:rPr>
-                <w:color w:val="FF99FF"/>
-              </w:rPr>
-              <w:t xml:space="preserve"> install </w:t>
-            </w:r>
-            <w:proofErr w:type="spellStart"/>
-            <w:r>
-              <w:rPr>
-                <w:color w:val="FF99FF"/>
-              </w:rPr>
-              <w:t>ngx</w:t>
-            </w:r>
-            <w:proofErr w:type="spellEnd"/>
-            <w:r>
-              <w:rPr>
-                <w:color w:val="FF99FF"/>
-              </w:rPr>
-              <w:t>-bootstrap</w:t>
+              <w:t>&gt; npm install ngx-bootstrap</w:t>
             </w:r>
             <w:r>
               <w:rPr>
@@ -6548,23 +5070,8 @@
             <w:pPr>
               <w:spacing w:after="160" w:line="259" w:lineRule="auto"/>
             </w:pPr>
-            <w:proofErr w:type="spellStart"/>
-            <w:r>
-              <w:t>BrowserAnimationModule</w:t>
-            </w:r>
-            <w:proofErr w:type="spellEnd"/>
-            <w:r>
-              <w:t xml:space="preserve"> is gets added to the </w:t>
-            </w:r>
-            <w:proofErr w:type="spellStart"/>
-            <w:proofErr w:type="gramStart"/>
-            <w:r>
-              <w:t>app.module</w:t>
-            </w:r>
-            <w:proofErr w:type="spellEnd"/>
-            <w:proofErr w:type="gramEnd"/>
-            <w:r>
-              <w:t xml:space="preserve"> as well</w:t>
+            <w:r>
+              <w:t>BrowserAnimationModule is gets added to the app.module as well</w:t>
             </w:r>
           </w:p>
           <w:p/>
@@ -6575,17 +5082,7 @@
           </w:tcPr>
           <w:p>
             <w:r>
-              <w:t xml:space="preserve">Check </w:t>
-            </w:r>
-            <w:proofErr w:type="spellStart"/>
-            <w:proofErr w:type="gramStart"/>
-            <w:r>
-              <w:t>angular.json</w:t>
-            </w:r>
-            <w:proofErr w:type="spellEnd"/>
-            <w:proofErr w:type="gramEnd"/>
-            <w:r>
-              <w:t xml:space="preserve"> and make sure that paths are correct in styles:</w:t>
+              <w:t>Check angular.json and make sure that paths are correct in styles:</w:t>
             </w:r>
           </w:p>
           <w:p>
@@ -6636,67 +5133,7 @@
                 <w:sz w:val="16"/>
                 <w:szCs w:val="16"/>
               </w:rPr>
-              <w:t>"./</w:t>
-            </w:r>
-            <w:proofErr w:type="spellStart"/>
-            <w:r>
-              <w:rPr>
-                <w:rFonts w:ascii="Consolas" w:eastAsia="Times New Roman" w:hAnsi="Consolas" w:cs="Times New Roman"/>
-                <w:color w:val="CE9178"/>
-                <w:sz w:val="16"/>
-                <w:szCs w:val="16"/>
-              </w:rPr>
-              <w:t>node_modules</w:t>
-            </w:r>
-            <w:proofErr w:type="spellEnd"/>
-            <w:r>
-              <w:rPr>
-                <w:rFonts w:ascii="Consolas" w:eastAsia="Times New Roman" w:hAnsi="Consolas" w:cs="Times New Roman"/>
-                <w:color w:val="CE9178"/>
-                <w:sz w:val="16"/>
-                <w:szCs w:val="16"/>
-              </w:rPr>
-              <w:t>/</w:t>
-            </w:r>
-            <w:proofErr w:type="spellStart"/>
-            <w:r>
-              <w:rPr>
-                <w:rFonts w:ascii="Consolas" w:eastAsia="Times New Roman" w:hAnsi="Consolas" w:cs="Times New Roman"/>
-                <w:color w:val="CE9178"/>
-                <w:sz w:val="16"/>
-                <w:szCs w:val="16"/>
-              </w:rPr>
-              <w:t>ngx</w:t>
-            </w:r>
-            <w:proofErr w:type="spellEnd"/>
-            <w:r>
-              <w:rPr>
-                <w:rFonts w:ascii="Consolas" w:eastAsia="Times New Roman" w:hAnsi="Consolas" w:cs="Times New Roman"/>
-                <w:color w:val="CE9178"/>
-                <w:sz w:val="16"/>
-                <w:szCs w:val="16"/>
-              </w:rPr>
-              <w:t>-bootstrap/</w:t>
-            </w:r>
-            <w:proofErr w:type="spellStart"/>
-            <w:r>
-              <w:rPr>
-                <w:rFonts w:ascii="Consolas" w:eastAsia="Times New Roman" w:hAnsi="Consolas" w:cs="Times New Roman"/>
-                <w:color w:val="CE9178"/>
-                <w:sz w:val="16"/>
-                <w:szCs w:val="16"/>
-              </w:rPr>
-              <w:t>datepicker</w:t>
-            </w:r>
-            <w:proofErr w:type="spellEnd"/>
-            <w:r>
-              <w:rPr>
-                <w:rFonts w:ascii="Consolas" w:eastAsia="Times New Roman" w:hAnsi="Consolas" w:cs="Times New Roman"/>
-                <w:color w:val="CE9178"/>
-                <w:sz w:val="16"/>
-                <w:szCs w:val="16"/>
-              </w:rPr>
-              <w:t>/bs-datepicker.css"</w:t>
+              <w:t>"./node_modules/ngx-bootstrap/datepicker/bs-datepicker.css"</w:t>
             </w:r>
             <w:r>
               <w:rPr>
@@ -6726,67 +5163,7 @@
                 <w:sz w:val="16"/>
                 <w:szCs w:val="16"/>
               </w:rPr>
-              <w:t>"./</w:t>
-            </w:r>
-            <w:proofErr w:type="spellStart"/>
-            <w:r>
-              <w:rPr>
-                <w:rFonts w:ascii="Consolas" w:eastAsia="Times New Roman" w:hAnsi="Consolas" w:cs="Times New Roman"/>
-                <w:color w:val="CE9178"/>
-                <w:sz w:val="16"/>
-                <w:szCs w:val="16"/>
-              </w:rPr>
-              <w:t>node_modules</w:t>
-            </w:r>
-            <w:proofErr w:type="spellEnd"/>
-            <w:r>
-              <w:rPr>
-                <w:rFonts w:ascii="Consolas" w:eastAsia="Times New Roman" w:hAnsi="Consolas" w:cs="Times New Roman"/>
-                <w:color w:val="CE9178"/>
-                <w:sz w:val="16"/>
-                <w:szCs w:val="16"/>
-              </w:rPr>
-              <w:t>/bootstrap/</w:t>
-            </w:r>
-            <w:proofErr w:type="spellStart"/>
-            <w:r>
-              <w:rPr>
-                <w:rFonts w:ascii="Consolas" w:eastAsia="Times New Roman" w:hAnsi="Consolas" w:cs="Times New Roman"/>
-                <w:color w:val="CE9178"/>
-                <w:sz w:val="16"/>
-                <w:szCs w:val="16"/>
-              </w:rPr>
-              <w:t>dist</w:t>
-            </w:r>
-            <w:proofErr w:type="spellEnd"/>
-            <w:r>
-              <w:rPr>
-                <w:rFonts w:ascii="Consolas" w:eastAsia="Times New Roman" w:hAnsi="Consolas" w:cs="Times New Roman"/>
-                <w:color w:val="CE9178"/>
-                <w:sz w:val="16"/>
-                <w:szCs w:val="16"/>
-              </w:rPr>
-              <w:t>/</w:t>
-            </w:r>
-            <w:proofErr w:type="spellStart"/>
-            <w:r>
-              <w:rPr>
-                <w:rFonts w:ascii="Consolas" w:eastAsia="Times New Roman" w:hAnsi="Consolas" w:cs="Times New Roman"/>
-                <w:color w:val="CE9178"/>
-                <w:sz w:val="16"/>
-                <w:szCs w:val="16"/>
-              </w:rPr>
-              <w:t>css</w:t>
-            </w:r>
-            <w:proofErr w:type="spellEnd"/>
-            <w:r>
-              <w:rPr>
-                <w:rFonts w:ascii="Consolas" w:eastAsia="Times New Roman" w:hAnsi="Consolas" w:cs="Times New Roman"/>
-                <w:color w:val="CE9178"/>
-                <w:sz w:val="16"/>
-                <w:szCs w:val="16"/>
-              </w:rPr>
-              <w:t>/bootstrap.min.css"</w:t>
+              <w:t>"./node_modules/bootstrap/dist/css/bootstrap.min.css"</w:t>
             </w:r>
             <w:r>
               <w:rPr>
@@ -6816,27 +5193,7 @@
                 <w:sz w:val="16"/>
                 <w:szCs w:val="16"/>
               </w:rPr>
-              <w:t>"</w:t>
-            </w:r>
-            <w:proofErr w:type="spellStart"/>
-            <w:r>
-              <w:rPr>
-                <w:rFonts w:ascii="Consolas" w:eastAsia="Times New Roman" w:hAnsi="Consolas" w:cs="Times New Roman"/>
-                <w:color w:val="CE9178"/>
-                <w:sz w:val="16"/>
-                <w:szCs w:val="16"/>
-              </w:rPr>
-              <w:t>src</w:t>
-            </w:r>
-            <w:proofErr w:type="spellEnd"/>
-            <w:r>
-              <w:rPr>
-                <w:rFonts w:ascii="Consolas" w:eastAsia="Times New Roman" w:hAnsi="Consolas" w:cs="Times New Roman"/>
-                <w:color w:val="CE9178"/>
-                <w:sz w:val="16"/>
-                <w:szCs w:val="16"/>
-              </w:rPr>
-              <w:t>/styles.css"</w:t>
+              <w:t>"src/styles.css"</w:t>
             </w:r>
           </w:p>
           <w:p>
@@ -6894,21 +5251,7 @@
               <w:rPr>
                 <w:color w:val="FF99FF"/>
               </w:rPr>
-              <w:t xml:space="preserve">&gt; </w:t>
-            </w:r>
-            <w:proofErr w:type="spellStart"/>
-            <w:r>
-              <w:rPr>
-                <w:color w:val="FF99FF"/>
-              </w:rPr>
-              <w:t>npm</w:t>
-            </w:r>
-            <w:proofErr w:type="spellEnd"/>
-            <w:r>
-              <w:rPr>
-                <w:color w:val="FF99FF"/>
-              </w:rPr>
-              <w:t xml:space="preserve"> install font-awesome</w:t>
+              <w:t>&gt; npm install font-awesome</w:t>
             </w:r>
           </w:p>
         </w:tc>
@@ -6917,11 +5260,9 @@
             <w:tcW w:w="5395" w:type="dxa"/>
           </w:tcPr>
           <w:p>
-            <w:proofErr w:type="spellStart"/>
             <w:r>
               <w:t>Angular.json</w:t>
             </w:r>
-            <w:proofErr w:type="spellEnd"/>
           </w:p>
           <w:p>
             <w:r>
@@ -6947,7 +5288,6 @@
               </w:rPr>
               <w:t>./</w:t>
             </w:r>
-            <w:proofErr w:type="spellStart"/>
             <w:r>
               <w:rPr>
                 <w:rFonts w:ascii="Consolas" w:eastAsia="Times New Roman" w:hAnsi="Consolas" w:cs="Times New Roman"/>
@@ -6955,9 +5295,8 @@
                 <w:sz w:val="21"/>
                 <w:szCs w:val="21"/>
               </w:rPr>
-              <w:t>node_modules</w:t>
-            </w:r>
-            <w:proofErr w:type="spellEnd"/>
+              <w:t>node_modules/font-awesome/css/font-awesome</w:t>
+            </w:r>
             <w:r>
               <w:rPr>
                 <w:rFonts w:ascii="Consolas" w:eastAsia="Times New Roman" w:hAnsi="Consolas" w:cs="Times New Roman"/>
@@ -6965,9 +5304,8 @@
                 <w:sz w:val="21"/>
                 <w:szCs w:val="21"/>
               </w:rPr>
-              <w:t>/font-awesome/</w:t>
-            </w:r>
-            <w:proofErr w:type="spellStart"/>
+              <w:t>.min</w:t>
+            </w:r>
             <w:r>
               <w:rPr>
                 <w:rFonts w:ascii="Consolas" w:eastAsia="Times New Roman" w:hAnsi="Consolas" w:cs="Times New Roman"/>
@@ -6975,34 +5313,6 @@
                 <w:sz w:val="21"/>
                 <w:szCs w:val="21"/>
               </w:rPr>
-              <w:t>css</w:t>
-            </w:r>
-            <w:proofErr w:type="spellEnd"/>
-            <w:r>
-              <w:rPr>
-                <w:rFonts w:ascii="Consolas" w:eastAsia="Times New Roman" w:hAnsi="Consolas" w:cs="Times New Roman"/>
-                <w:color w:val="CE9178"/>
-                <w:sz w:val="21"/>
-                <w:szCs w:val="21"/>
-              </w:rPr>
-              <w:t>/font-awesome</w:t>
-            </w:r>
-            <w:r>
-              <w:rPr>
-                <w:rFonts w:ascii="Consolas" w:eastAsia="Times New Roman" w:hAnsi="Consolas" w:cs="Times New Roman"/>
-                <w:color w:val="CE9178"/>
-                <w:sz w:val="21"/>
-                <w:szCs w:val="21"/>
-              </w:rPr>
-              <w:t>.min</w:t>
-            </w:r>
-            <w:r>
-              <w:rPr>
-                <w:rFonts w:ascii="Consolas" w:eastAsia="Times New Roman" w:hAnsi="Consolas" w:cs="Times New Roman"/>
-                <w:color w:val="CE9178"/>
-                <w:sz w:val="21"/>
-                <w:szCs w:val="21"/>
-              </w:rPr>
               <w:t>.css"</w:t>
             </w:r>
           </w:p>
@@ -7014,15 +5324,7 @@
         <w:pStyle w:val="Heading3"/>
       </w:pPr>
       <w:r>
-        <w:t xml:space="preserve">Dropdown component </w:t>
-      </w:r>
-      <w:proofErr w:type="spellStart"/>
-      <w:r>
-        <w:t>ngx</w:t>
-      </w:r>
-      <w:proofErr w:type="spellEnd"/>
-      <w:r>
-        <w:t>-bootstrap dropdown component</w:t>
+        <w:t>Dropdown component ngx-bootstrap dropdown component</w:t>
       </w:r>
     </w:p>
     <w:p>
@@ -7035,46 +5337,16 @@
         <w:rPr>
           <w:color w:val="FF99FF"/>
         </w:rPr>
-        <w:t xml:space="preserve">&gt; ng add </w:t>
-      </w:r>
-      <w:proofErr w:type="spellStart"/>
-      <w:r>
-        <w:rPr>
-          <w:color w:val="FF99FF"/>
-        </w:rPr>
-        <w:t>ngx</w:t>
-      </w:r>
-      <w:proofErr w:type="spellEnd"/>
-      <w:r>
-        <w:rPr>
-          <w:color w:val="FF99FF"/>
-        </w:rPr>
-        <w:t>-</w:t>
-      </w:r>
-      <w:proofErr w:type="gramStart"/>
-      <w:r>
-        <w:rPr>
-          <w:color w:val="FF99FF"/>
-        </w:rPr>
-        <w:t>bootstrap  --</w:t>
-      </w:r>
-      <w:proofErr w:type="gramEnd"/>
-      <w:r>
-        <w:rPr>
-          <w:color w:val="FF99FF"/>
-        </w:rPr>
-        <w:t>component dropdowns</w:t>
+        <w:t>&gt; ng add ngx-bootstrap  --component dropdowns</w:t>
       </w:r>
     </w:p>
     <w:p>
       <w:pPr>
         <w:pStyle w:val="Heading3"/>
       </w:pPr>
-      <w:proofErr w:type="spellStart"/>
       <w:r>
         <w:t>ngx-toastr</w:t>
       </w:r>
-      <w:proofErr w:type="spellEnd"/>
     </w:p>
     <w:tbl>
       <w:tblPr>
@@ -7119,21 +5391,7 @@
               <w:rPr>
                 <w:color w:val="FF99FF"/>
               </w:rPr>
-              <w:t xml:space="preserve">&gt; </w:t>
-            </w:r>
-            <w:proofErr w:type="spellStart"/>
-            <w:r>
-              <w:rPr>
-                <w:color w:val="FF99FF"/>
-              </w:rPr>
-              <w:t>npm</w:t>
-            </w:r>
-            <w:proofErr w:type="spellEnd"/>
-            <w:r>
-              <w:rPr>
-                <w:color w:val="FF99FF"/>
-              </w:rPr>
-              <w:t xml:space="preserve"> install ngx-toastr@17 --save </w:t>
+              <w:t xml:space="preserve">&gt; npm install ngx-toastr@17 --save </w:t>
             </w:r>
           </w:p>
           <w:p>
@@ -7145,17 +5403,7 @@
               </w:numPr>
             </w:pPr>
             <w:r>
-              <w:t xml:space="preserve">Angular animation is needed but it is installed by angular. Check </w:t>
-            </w:r>
-            <w:proofErr w:type="spellStart"/>
-            <w:proofErr w:type="gramStart"/>
-            <w:r>
-              <w:t>package.json</w:t>
-            </w:r>
-            <w:proofErr w:type="spellEnd"/>
-            <w:proofErr w:type="gramEnd"/>
-            <w:r>
-              <w:t xml:space="preserve"> for details </w:t>
+              <w:t xml:space="preserve">Angular animation is needed but it is installed by angular. Check package.json for details </w:t>
             </w:r>
           </w:p>
           <w:p>
@@ -7167,17 +5415,7 @@
               </w:numPr>
             </w:pPr>
             <w:r>
-              <w:t xml:space="preserve">Open </w:t>
-            </w:r>
-            <w:proofErr w:type="spellStart"/>
-            <w:proofErr w:type="gramStart"/>
-            <w:r>
-              <w:t>angular.json</w:t>
-            </w:r>
-            <w:proofErr w:type="spellEnd"/>
-            <w:proofErr w:type="gramEnd"/>
-            <w:r>
-              <w:t xml:space="preserve"> and add the style to styles array</w:t>
+              <w:t>Open angular.json and add the style to styles array</w:t>
             </w:r>
             <w:r>
               <w:t xml:space="preserve"> </w:t>
@@ -7195,42 +5433,8 @@
               </w:numPr>
             </w:pPr>
             <w:r>
-              <w:t xml:space="preserve">Finally add the </w:t>
-            </w:r>
-            <w:proofErr w:type="spellStart"/>
-            <w:r>
-              <w:t>BrowserAnimationModule</w:t>
-            </w:r>
-            <w:proofErr w:type="spellEnd"/>
-            <w:r>
-              <w:t xml:space="preserve"> and </w:t>
-            </w:r>
-            <w:proofErr w:type="spellStart"/>
-            <w:r>
-              <w:t>ToastrModule.forRoot</w:t>
-            </w:r>
-            <w:proofErr w:type="spellEnd"/>
-            <w:r>
-              <w:t xml:space="preserve">() to the </w:t>
-            </w:r>
-            <w:proofErr w:type="spellStart"/>
-            <w:r>
-              <w:t>omports</w:t>
-            </w:r>
-            <w:proofErr w:type="spellEnd"/>
-            <w:r>
-              <w:t xml:space="preserve"> array in </w:t>
-            </w:r>
-            <w:proofErr w:type="spellStart"/>
-            <w:proofErr w:type="gramStart"/>
-            <w:r>
-              <w:t>app.module</w:t>
-            </w:r>
-            <w:proofErr w:type="gramEnd"/>
-            <w:r>
-              <w:t>.ts</w:t>
-            </w:r>
-            <w:proofErr w:type="spellEnd"/>
+              <w:t>Finally add the BrowserAnimationModule and ToastrModule.forRoot() to the omports array in app.module.ts</w:t>
+            </w:r>
           </w:p>
           <w:p>
             <w:pPr>
@@ -7314,67 +5518,7 @@
                 <w:sz w:val="16"/>
                 <w:szCs w:val="16"/>
               </w:rPr>
-              <w:t>"./</w:t>
-            </w:r>
-            <w:proofErr w:type="spellStart"/>
-            <w:r>
-              <w:rPr>
-                <w:rFonts w:ascii="Consolas" w:eastAsia="Times New Roman" w:hAnsi="Consolas" w:cs="Times New Roman"/>
-                <w:color w:val="CE9178"/>
-                <w:sz w:val="16"/>
-                <w:szCs w:val="16"/>
-              </w:rPr>
-              <w:t>node_modules</w:t>
-            </w:r>
-            <w:proofErr w:type="spellEnd"/>
-            <w:r>
-              <w:rPr>
-                <w:rFonts w:ascii="Consolas" w:eastAsia="Times New Roman" w:hAnsi="Consolas" w:cs="Times New Roman"/>
-                <w:color w:val="CE9178"/>
-                <w:sz w:val="16"/>
-                <w:szCs w:val="16"/>
-              </w:rPr>
-              <w:t>/</w:t>
-            </w:r>
-            <w:proofErr w:type="spellStart"/>
-            <w:r>
-              <w:rPr>
-                <w:rFonts w:ascii="Consolas" w:eastAsia="Times New Roman" w:hAnsi="Consolas" w:cs="Times New Roman"/>
-                <w:color w:val="CE9178"/>
-                <w:sz w:val="16"/>
-                <w:szCs w:val="16"/>
-              </w:rPr>
-              <w:t>ngx</w:t>
-            </w:r>
-            <w:proofErr w:type="spellEnd"/>
-            <w:r>
-              <w:rPr>
-                <w:rFonts w:ascii="Consolas" w:eastAsia="Times New Roman" w:hAnsi="Consolas" w:cs="Times New Roman"/>
-                <w:color w:val="CE9178"/>
-                <w:sz w:val="16"/>
-                <w:szCs w:val="16"/>
-              </w:rPr>
-              <w:t>-bootstrap/</w:t>
-            </w:r>
-            <w:proofErr w:type="spellStart"/>
-            <w:r>
-              <w:rPr>
-                <w:rFonts w:ascii="Consolas" w:eastAsia="Times New Roman" w:hAnsi="Consolas" w:cs="Times New Roman"/>
-                <w:color w:val="CE9178"/>
-                <w:sz w:val="16"/>
-                <w:szCs w:val="16"/>
-              </w:rPr>
-              <w:t>datepicker</w:t>
-            </w:r>
-            <w:proofErr w:type="spellEnd"/>
-            <w:r>
-              <w:rPr>
-                <w:rFonts w:ascii="Consolas" w:eastAsia="Times New Roman" w:hAnsi="Consolas" w:cs="Times New Roman"/>
-                <w:color w:val="CE9178"/>
-                <w:sz w:val="16"/>
-                <w:szCs w:val="16"/>
-              </w:rPr>
-              <w:t>/bs-datepicker.css"</w:t>
+              <w:t>"./node_modules/ngx-bootstrap/datepicker/bs-datepicker.css"</w:t>
             </w:r>
             <w:r>
               <w:rPr>
@@ -7413,67 +5557,7 @@
                 <w:sz w:val="16"/>
                 <w:szCs w:val="16"/>
               </w:rPr>
-              <w:t>"./</w:t>
-            </w:r>
-            <w:proofErr w:type="spellStart"/>
-            <w:r>
-              <w:rPr>
-                <w:rFonts w:ascii="Consolas" w:eastAsia="Times New Roman" w:hAnsi="Consolas" w:cs="Times New Roman"/>
-                <w:color w:val="CE9178"/>
-                <w:sz w:val="16"/>
-                <w:szCs w:val="16"/>
-              </w:rPr>
-              <w:t>node_modules</w:t>
-            </w:r>
-            <w:proofErr w:type="spellEnd"/>
-            <w:r>
-              <w:rPr>
-                <w:rFonts w:ascii="Consolas" w:eastAsia="Times New Roman" w:hAnsi="Consolas" w:cs="Times New Roman"/>
-                <w:color w:val="CE9178"/>
-                <w:sz w:val="16"/>
-                <w:szCs w:val="16"/>
-              </w:rPr>
-              <w:t>/bootstrap/</w:t>
-            </w:r>
-            <w:proofErr w:type="spellStart"/>
-            <w:r>
-              <w:rPr>
-                <w:rFonts w:ascii="Consolas" w:eastAsia="Times New Roman" w:hAnsi="Consolas" w:cs="Times New Roman"/>
-                <w:color w:val="CE9178"/>
-                <w:sz w:val="16"/>
-                <w:szCs w:val="16"/>
-              </w:rPr>
-              <w:t>dist</w:t>
-            </w:r>
-            <w:proofErr w:type="spellEnd"/>
-            <w:r>
-              <w:rPr>
-                <w:rFonts w:ascii="Consolas" w:eastAsia="Times New Roman" w:hAnsi="Consolas" w:cs="Times New Roman"/>
-                <w:color w:val="CE9178"/>
-                <w:sz w:val="16"/>
-                <w:szCs w:val="16"/>
-              </w:rPr>
-              <w:t>/</w:t>
-            </w:r>
-            <w:proofErr w:type="spellStart"/>
-            <w:r>
-              <w:rPr>
-                <w:rFonts w:ascii="Consolas" w:eastAsia="Times New Roman" w:hAnsi="Consolas" w:cs="Times New Roman"/>
-                <w:color w:val="CE9178"/>
-                <w:sz w:val="16"/>
-                <w:szCs w:val="16"/>
-              </w:rPr>
-              <w:t>css</w:t>
-            </w:r>
-            <w:proofErr w:type="spellEnd"/>
-            <w:r>
-              <w:rPr>
-                <w:rFonts w:ascii="Consolas" w:eastAsia="Times New Roman" w:hAnsi="Consolas" w:cs="Times New Roman"/>
-                <w:color w:val="CE9178"/>
-                <w:sz w:val="16"/>
-                <w:szCs w:val="16"/>
-              </w:rPr>
-              <w:t>/bootstrap.min.css"</w:t>
+              <w:t>"./node_modules/bootstrap/dist/css/bootstrap.min.css"</w:t>
             </w:r>
             <w:r>
               <w:rPr>
@@ -7512,47 +5596,7 @@
                 <w:sz w:val="16"/>
                 <w:szCs w:val="16"/>
               </w:rPr>
-              <w:t>"./</w:t>
-            </w:r>
-            <w:proofErr w:type="spellStart"/>
-            <w:r>
-              <w:rPr>
-                <w:rFonts w:ascii="Consolas" w:eastAsia="Times New Roman" w:hAnsi="Consolas" w:cs="Times New Roman"/>
-                <w:color w:val="CE9178"/>
-                <w:sz w:val="16"/>
-                <w:szCs w:val="16"/>
-              </w:rPr>
-              <w:t>node_modules</w:t>
-            </w:r>
-            <w:proofErr w:type="spellEnd"/>
-            <w:r>
-              <w:rPr>
-                <w:rFonts w:ascii="Consolas" w:eastAsia="Times New Roman" w:hAnsi="Consolas" w:cs="Times New Roman"/>
-                <w:color w:val="CE9178"/>
-                <w:sz w:val="16"/>
-                <w:szCs w:val="16"/>
-              </w:rPr>
-              <w:t>/font-awesome/</w:t>
-            </w:r>
-            <w:proofErr w:type="spellStart"/>
-            <w:r>
-              <w:rPr>
-                <w:rFonts w:ascii="Consolas" w:eastAsia="Times New Roman" w:hAnsi="Consolas" w:cs="Times New Roman"/>
-                <w:color w:val="CE9178"/>
-                <w:sz w:val="16"/>
-                <w:szCs w:val="16"/>
-              </w:rPr>
-              <w:t>css</w:t>
-            </w:r>
-            <w:proofErr w:type="spellEnd"/>
-            <w:r>
-              <w:rPr>
-                <w:rFonts w:ascii="Consolas" w:eastAsia="Times New Roman" w:hAnsi="Consolas" w:cs="Times New Roman"/>
-                <w:color w:val="CE9178"/>
-                <w:sz w:val="16"/>
-                <w:szCs w:val="16"/>
-              </w:rPr>
-              <w:t>/font-awesome.min.css"</w:t>
+              <w:t>"./node_modules/font-awesome/css/font-awesome.min.css"</w:t>
             </w:r>
             <w:r>
               <w:rPr>
@@ -7582,47 +5626,7 @@
                 <w:sz w:val="16"/>
                 <w:szCs w:val="16"/>
               </w:rPr>
-              <w:t>"./</w:t>
-            </w:r>
-            <w:proofErr w:type="spellStart"/>
-            <w:r>
-              <w:rPr>
-                <w:rFonts w:ascii="Consolas" w:eastAsia="Times New Roman" w:hAnsi="Consolas" w:cs="Times New Roman"/>
-                <w:color w:val="CE9178"/>
-                <w:sz w:val="16"/>
-                <w:szCs w:val="16"/>
-              </w:rPr>
-              <w:t>node_modules</w:t>
-            </w:r>
-            <w:proofErr w:type="spellEnd"/>
-            <w:r>
-              <w:rPr>
-                <w:rFonts w:ascii="Consolas" w:eastAsia="Times New Roman" w:hAnsi="Consolas" w:cs="Times New Roman"/>
-                <w:color w:val="CE9178"/>
-                <w:sz w:val="16"/>
-                <w:szCs w:val="16"/>
-              </w:rPr>
-              <w:t>/</w:t>
-            </w:r>
-            <w:proofErr w:type="spellStart"/>
-            <w:r>
-              <w:rPr>
-                <w:rFonts w:ascii="Consolas" w:eastAsia="Times New Roman" w:hAnsi="Consolas" w:cs="Times New Roman"/>
-                <w:color w:val="CE9178"/>
-                <w:sz w:val="16"/>
-                <w:szCs w:val="16"/>
-              </w:rPr>
-              <w:t>ngx-toastr</w:t>
-            </w:r>
-            <w:proofErr w:type="spellEnd"/>
-            <w:r>
-              <w:rPr>
-                <w:rFonts w:ascii="Consolas" w:eastAsia="Times New Roman" w:hAnsi="Consolas" w:cs="Times New Roman"/>
-                <w:color w:val="CE9178"/>
-                <w:sz w:val="16"/>
-                <w:szCs w:val="16"/>
-              </w:rPr>
-              <w:t>/toastr.css"</w:t>
+              <w:t>"./node_modules/ngx-toastr/toastr.css"</w:t>
             </w:r>
             <w:r>
               <w:rPr>
@@ -7652,27 +5656,7 @@
                 <w:sz w:val="16"/>
                 <w:szCs w:val="16"/>
               </w:rPr>
-              <w:t>"</w:t>
-            </w:r>
-            <w:proofErr w:type="spellStart"/>
-            <w:r>
-              <w:rPr>
-                <w:rFonts w:ascii="Consolas" w:eastAsia="Times New Roman" w:hAnsi="Consolas" w:cs="Times New Roman"/>
-                <w:color w:val="CE9178"/>
-                <w:sz w:val="16"/>
-                <w:szCs w:val="16"/>
-              </w:rPr>
-              <w:t>src</w:t>
-            </w:r>
-            <w:proofErr w:type="spellEnd"/>
-            <w:r>
-              <w:rPr>
-                <w:rFonts w:ascii="Consolas" w:eastAsia="Times New Roman" w:hAnsi="Consolas" w:cs="Times New Roman"/>
-                <w:color w:val="CE9178"/>
-                <w:sz w:val="16"/>
-                <w:szCs w:val="16"/>
-              </w:rPr>
-              <w:t>/styles.css"</w:t>
+              <w:t>"src/styles.css"</w:t>
             </w:r>
           </w:p>
           <w:p>
@@ -7705,13 +5689,8 @@
       <w:pPr>
         <w:pStyle w:val="Heading3"/>
       </w:pPr>
-      <w:proofErr w:type="spellStart"/>
-      <w:r>
-        <w:t>Bootswatch</w:t>
-      </w:r>
-      <w:proofErr w:type="spellEnd"/>
-      <w:r>
-        <w:t xml:space="preserve"> for theming</w:t>
+      <w:r>
+        <w:t>Bootswatch for theming</w:t>
       </w:r>
     </w:p>
     <w:p>
@@ -7737,50 +5716,13 @@
         <w:rPr>
           <w:color w:val="FF99FF"/>
         </w:rPr>
-        <w:t xml:space="preserve">&gt; </w:t>
-      </w:r>
-      <w:proofErr w:type="spellStart"/>
-      <w:r>
-        <w:rPr>
-          <w:color w:val="FF99FF"/>
-        </w:rPr>
-        <w:t>npm</w:t>
-      </w:r>
-      <w:proofErr w:type="spellEnd"/>
-      <w:r>
-        <w:rPr>
-          <w:color w:val="FF99FF"/>
-        </w:rPr>
-        <w:t xml:space="preserve"> install </w:t>
-      </w:r>
-      <w:proofErr w:type="spellStart"/>
-      <w:r>
-        <w:rPr>
-          <w:color w:val="FF99FF"/>
-        </w:rPr>
-        <w:t>bootswatch</w:t>
-      </w:r>
-      <w:proofErr w:type="spellEnd"/>
-    </w:p>
-    <w:p>
-      <w:r>
-        <w:t xml:space="preserve">Add the theme unit </w:t>
-      </w:r>
-      <w:proofErr w:type="spellStart"/>
-      <w:r>
-        <w:t>css</w:t>
-      </w:r>
-      <w:proofErr w:type="spellEnd"/>
-      <w:r>
-        <w:t xml:space="preserve"> to </w:t>
-      </w:r>
-      <w:proofErr w:type="spellStart"/>
-      <w:proofErr w:type="gramStart"/>
-      <w:r>
-        <w:t>angular.json</w:t>
-      </w:r>
-      <w:proofErr w:type="spellEnd"/>
-      <w:proofErr w:type="gramEnd"/>
+        <w:t>&gt; npm install bootswatch</w:t>
+      </w:r>
+    </w:p>
+    <w:p>
+      <w:r>
+        <w:t>Add the theme unit css to angular.json</w:t>
+      </w:r>
     </w:p>
     <w:p>
       <w:pPr>
@@ -7839,67 +5781,7 @@
           <w:sz w:val="16"/>
           <w:szCs w:val="16"/>
         </w:rPr>
-        <w:t>"./</w:t>
-      </w:r>
-      <w:proofErr w:type="spellStart"/>
-      <w:r>
-        <w:rPr>
-          <w:rFonts w:ascii="Consolas" w:eastAsia="Times New Roman" w:hAnsi="Consolas" w:cs="Times New Roman"/>
-          <w:color w:val="CE9178"/>
-          <w:sz w:val="16"/>
-          <w:szCs w:val="16"/>
-        </w:rPr>
-        <w:t>node_modules</w:t>
-      </w:r>
-      <w:proofErr w:type="spellEnd"/>
-      <w:r>
-        <w:rPr>
-          <w:rFonts w:ascii="Consolas" w:eastAsia="Times New Roman" w:hAnsi="Consolas" w:cs="Times New Roman"/>
-          <w:color w:val="CE9178"/>
-          <w:sz w:val="16"/>
-          <w:szCs w:val="16"/>
-        </w:rPr>
-        <w:t>/</w:t>
-      </w:r>
-      <w:proofErr w:type="spellStart"/>
-      <w:r>
-        <w:rPr>
-          <w:rFonts w:ascii="Consolas" w:eastAsia="Times New Roman" w:hAnsi="Consolas" w:cs="Times New Roman"/>
-          <w:color w:val="CE9178"/>
-          <w:sz w:val="16"/>
-          <w:szCs w:val="16"/>
-        </w:rPr>
-        <w:t>ngx</w:t>
-      </w:r>
-      <w:proofErr w:type="spellEnd"/>
-      <w:r>
-        <w:rPr>
-          <w:rFonts w:ascii="Consolas" w:eastAsia="Times New Roman" w:hAnsi="Consolas" w:cs="Times New Roman"/>
-          <w:color w:val="CE9178"/>
-          <w:sz w:val="16"/>
-          <w:szCs w:val="16"/>
-        </w:rPr>
-        <w:t>-bootstrap/</w:t>
-      </w:r>
-      <w:proofErr w:type="spellStart"/>
-      <w:r>
-        <w:rPr>
-          <w:rFonts w:ascii="Consolas" w:eastAsia="Times New Roman" w:hAnsi="Consolas" w:cs="Times New Roman"/>
-          <w:color w:val="CE9178"/>
-          <w:sz w:val="16"/>
-          <w:szCs w:val="16"/>
-        </w:rPr>
-        <w:t>datepicker</w:t>
-      </w:r>
-      <w:proofErr w:type="spellEnd"/>
-      <w:r>
-        <w:rPr>
-          <w:rFonts w:ascii="Consolas" w:eastAsia="Times New Roman" w:hAnsi="Consolas" w:cs="Times New Roman"/>
-          <w:color w:val="CE9178"/>
-          <w:sz w:val="16"/>
-          <w:szCs w:val="16"/>
-        </w:rPr>
-        <w:t>/bs-datepicker.css"</w:t>
+        <w:t>"./node_modules/ngx-bootstrap/datepicker/bs-datepicker.css"</w:t>
       </w:r>
       <w:r>
         <w:rPr>
@@ -7938,67 +5820,7 @@
           <w:sz w:val="16"/>
           <w:szCs w:val="16"/>
         </w:rPr>
-        <w:t>"./</w:t>
-      </w:r>
-      <w:proofErr w:type="spellStart"/>
-      <w:r>
-        <w:rPr>
-          <w:rFonts w:ascii="Consolas" w:eastAsia="Times New Roman" w:hAnsi="Consolas" w:cs="Times New Roman"/>
-          <w:color w:val="CE9178"/>
-          <w:sz w:val="16"/>
-          <w:szCs w:val="16"/>
-        </w:rPr>
-        <w:t>node_modules</w:t>
-      </w:r>
-      <w:proofErr w:type="spellEnd"/>
-      <w:r>
-        <w:rPr>
-          <w:rFonts w:ascii="Consolas" w:eastAsia="Times New Roman" w:hAnsi="Consolas" w:cs="Times New Roman"/>
-          <w:color w:val="CE9178"/>
-          <w:sz w:val="16"/>
-          <w:szCs w:val="16"/>
-        </w:rPr>
-        <w:t>/bootstrap/</w:t>
-      </w:r>
-      <w:proofErr w:type="spellStart"/>
-      <w:r>
-        <w:rPr>
-          <w:rFonts w:ascii="Consolas" w:eastAsia="Times New Roman" w:hAnsi="Consolas" w:cs="Times New Roman"/>
-          <w:color w:val="CE9178"/>
-          <w:sz w:val="16"/>
-          <w:szCs w:val="16"/>
-        </w:rPr>
-        <w:t>dist</w:t>
-      </w:r>
-      <w:proofErr w:type="spellEnd"/>
-      <w:r>
-        <w:rPr>
-          <w:rFonts w:ascii="Consolas" w:eastAsia="Times New Roman" w:hAnsi="Consolas" w:cs="Times New Roman"/>
-          <w:color w:val="CE9178"/>
-          <w:sz w:val="16"/>
-          <w:szCs w:val="16"/>
-        </w:rPr>
-        <w:t>/</w:t>
-      </w:r>
-      <w:proofErr w:type="spellStart"/>
-      <w:r>
-        <w:rPr>
-          <w:rFonts w:ascii="Consolas" w:eastAsia="Times New Roman" w:hAnsi="Consolas" w:cs="Times New Roman"/>
-          <w:color w:val="CE9178"/>
-          <w:sz w:val="16"/>
-          <w:szCs w:val="16"/>
-        </w:rPr>
-        <w:t>css</w:t>
-      </w:r>
-      <w:proofErr w:type="spellEnd"/>
-      <w:r>
-        <w:rPr>
-          <w:rFonts w:ascii="Consolas" w:eastAsia="Times New Roman" w:hAnsi="Consolas" w:cs="Times New Roman"/>
-          <w:color w:val="CE9178"/>
-          <w:sz w:val="16"/>
-          <w:szCs w:val="16"/>
-        </w:rPr>
-        <w:t>/bootstrap.min.css"</w:t>
+        <w:t>"./node_modules/bootstrap/dist/css/bootstrap.min.css"</w:t>
       </w:r>
       <w:r>
         <w:rPr>
@@ -8037,67 +5859,7 @@
           <w:sz w:val="16"/>
           <w:szCs w:val="16"/>
         </w:rPr>
-        <w:t>"./</w:t>
-      </w:r>
-      <w:proofErr w:type="spellStart"/>
-      <w:r>
-        <w:rPr>
-          <w:rFonts w:ascii="Consolas" w:eastAsia="Times New Roman" w:hAnsi="Consolas" w:cs="Times New Roman"/>
-          <w:color w:val="CE9178"/>
-          <w:sz w:val="16"/>
-          <w:szCs w:val="16"/>
-        </w:rPr>
-        <w:t>node_modules</w:t>
-      </w:r>
-      <w:proofErr w:type="spellEnd"/>
-      <w:r>
-        <w:rPr>
-          <w:rFonts w:ascii="Consolas" w:eastAsia="Times New Roman" w:hAnsi="Consolas" w:cs="Times New Roman"/>
-          <w:color w:val="CE9178"/>
-          <w:sz w:val="16"/>
-          <w:szCs w:val="16"/>
-        </w:rPr>
-        <w:t>/</w:t>
-      </w:r>
-      <w:proofErr w:type="spellStart"/>
-      <w:r>
-        <w:rPr>
-          <w:rFonts w:ascii="Consolas" w:eastAsia="Times New Roman" w:hAnsi="Consolas" w:cs="Times New Roman"/>
-          <w:color w:val="CE9178"/>
-          <w:sz w:val="16"/>
-          <w:szCs w:val="16"/>
-        </w:rPr>
-        <w:t>bootswatch</w:t>
-      </w:r>
-      <w:proofErr w:type="spellEnd"/>
-      <w:r>
-        <w:rPr>
-          <w:rFonts w:ascii="Consolas" w:eastAsia="Times New Roman" w:hAnsi="Consolas" w:cs="Times New Roman"/>
-          <w:color w:val="CE9178"/>
-          <w:sz w:val="16"/>
-          <w:szCs w:val="16"/>
-        </w:rPr>
-        <w:t>/</w:t>
-      </w:r>
-      <w:proofErr w:type="spellStart"/>
-      <w:r>
-        <w:rPr>
-          <w:rFonts w:ascii="Consolas" w:eastAsia="Times New Roman" w:hAnsi="Consolas" w:cs="Times New Roman"/>
-          <w:color w:val="CE9178"/>
-          <w:sz w:val="16"/>
-          <w:szCs w:val="16"/>
-        </w:rPr>
-        <w:t>dist</w:t>
-      </w:r>
-      <w:proofErr w:type="spellEnd"/>
-      <w:r>
-        <w:rPr>
-          <w:rFonts w:ascii="Consolas" w:eastAsia="Times New Roman" w:hAnsi="Consolas" w:cs="Times New Roman"/>
-          <w:color w:val="CE9178"/>
-          <w:sz w:val="16"/>
-          <w:szCs w:val="16"/>
-        </w:rPr>
-        <w:t>/</w:t>
+        <w:t>"./node_modules/bootswatch/dist/</w:t>
       </w:r>
       <w:r>
         <w:rPr>
@@ -8154,47 +5916,7 @@
           <w:sz w:val="16"/>
           <w:szCs w:val="16"/>
         </w:rPr>
-        <w:t>"./</w:t>
-      </w:r>
-      <w:proofErr w:type="spellStart"/>
-      <w:r>
-        <w:rPr>
-          <w:rFonts w:ascii="Consolas" w:eastAsia="Times New Roman" w:hAnsi="Consolas" w:cs="Times New Roman"/>
-          <w:color w:val="CE9178"/>
-          <w:sz w:val="16"/>
-          <w:szCs w:val="16"/>
-        </w:rPr>
-        <w:t>node_modules</w:t>
-      </w:r>
-      <w:proofErr w:type="spellEnd"/>
-      <w:r>
-        <w:rPr>
-          <w:rFonts w:ascii="Consolas" w:eastAsia="Times New Roman" w:hAnsi="Consolas" w:cs="Times New Roman"/>
-          <w:color w:val="CE9178"/>
-          <w:sz w:val="16"/>
-          <w:szCs w:val="16"/>
-        </w:rPr>
-        <w:t>/font-awesome/</w:t>
-      </w:r>
-      <w:proofErr w:type="spellStart"/>
-      <w:r>
-        <w:rPr>
-          <w:rFonts w:ascii="Consolas" w:eastAsia="Times New Roman" w:hAnsi="Consolas" w:cs="Times New Roman"/>
-          <w:color w:val="CE9178"/>
-          <w:sz w:val="16"/>
-          <w:szCs w:val="16"/>
-        </w:rPr>
-        <w:t>css</w:t>
-      </w:r>
-      <w:proofErr w:type="spellEnd"/>
-      <w:r>
-        <w:rPr>
-          <w:rFonts w:ascii="Consolas" w:eastAsia="Times New Roman" w:hAnsi="Consolas" w:cs="Times New Roman"/>
-          <w:color w:val="CE9178"/>
-          <w:sz w:val="16"/>
-          <w:szCs w:val="16"/>
-        </w:rPr>
-        <w:t>/font-awesome.min.css"</w:t>
+        <w:t>"./node_modules/font-awesome/css/font-awesome.min.css"</w:t>
       </w:r>
       <w:r>
         <w:rPr>
@@ -8233,47 +5955,7 @@
           <w:sz w:val="16"/>
           <w:szCs w:val="16"/>
         </w:rPr>
-        <w:t>"./</w:t>
-      </w:r>
-      <w:proofErr w:type="spellStart"/>
-      <w:r>
-        <w:rPr>
-          <w:rFonts w:ascii="Consolas" w:eastAsia="Times New Roman" w:hAnsi="Consolas" w:cs="Times New Roman"/>
-          <w:color w:val="CE9178"/>
-          <w:sz w:val="16"/>
-          <w:szCs w:val="16"/>
-        </w:rPr>
-        <w:t>node_modules</w:t>
-      </w:r>
-      <w:proofErr w:type="spellEnd"/>
-      <w:r>
-        <w:rPr>
-          <w:rFonts w:ascii="Consolas" w:eastAsia="Times New Roman" w:hAnsi="Consolas" w:cs="Times New Roman"/>
-          <w:color w:val="CE9178"/>
-          <w:sz w:val="16"/>
-          <w:szCs w:val="16"/>
-        </w:rPr>
-        <w:t>/</w:t>
-      </w:r>
-      <w:proofErr w:type="spellStart"/>
-      <w:r>
-        <w:rPr>
-          <w:rFonts w:ascii="Consolas" w:eastAsia="Times New Roman" w:hAnsi="Consolas" w:cs="Times New Roman"/>
-          <w:color w:val="CE9178"/>
-          <w:sz w:val="16"/>
-          <w:szCs w:val="16"/>
-        </w:rPr>
-        <w:t>ngx-toastr</w:t>
-      </w:r>
-      <w:proofErr w:type="spellEnd"/>
-      <w:r>
-        <w:rPr>
-          <w:rFonts w:ascii="Consolas" w:eastAsia="Times New Roman" w:hAnsi="Consolas" w:cs="Times New Roman"/>
-          <w:color w:val="CE9178"/>
-          <w:sz w:val="16"/>
-          <w:szCs w:val="16"/>
-        </w:rPr>
-        <w:t>/toastr.css"</w:t>
+        <w:t>"./node_modules/ngx-toastr/toastr.css"</w:t>
       </w:r>
       <w:r>
         <w:rPr>
@@ -8312,27 +5994,7 @@
           <w:sz w:val="16"/>
           <w:szCs w:val="16"/>
         </w:rPr>
-        <w:t>"</w:t>
-      </w:r>
-      <w:proofErr w:type="spellStart"/>
-      <w:r>
-        <w:rPr>
-          <w:rFonts w:ascii="Consolas" w:eastAsia="Times New Roman" w:hAnsi="Consolas" w:cs="Times New Roman"/>
-          <w:color w:val="CE9178"/>
-          <w:sz w:val="16"/>
-          <w:szCs w:val="16"/>
-        </w:rPr>
-        <w:t>src</w:t>
-      </w:r>
-      <w:proofErr w:type="spellEnd"/>
-      <w:r>
-        <w:rPr>
-          <w:rFonts w:ascii="Consolas" w:eastAsia="Times New Roman" w:hAnsi="Consolas" w:cs="Times New Roman"/>
-          <w:color w:val="CE9178"/>
-          <w:sz w:val="16"/>
-          <w:szCs w:val="16"/>
-        </w:rPr>
-        <w:t>/styles.css"</w:t>
+        <w:t>"src/styles.css"</w:t>
       </w:r>
     </w:p>
     <w:p>
@@ -8361,14 +6023,9 @@
       <w:pPr>
         <w:pStyle w:val="Heading3"/>
       </w:pPr>
-      <w:proofErr w:type="spellStart"/>
       <w:r>
         <w:lastRenderedPageBreak/>
-        <w:t>ngx</w:t>
-      </w:r>
-      <w:proofErr w:type="spellEnd"/>
-      <w:r>
-        <w:t>-gallery</w:t>
+        <w:t>ngx-gallery</w:t>
       </w:r>
     </w:p>
     <w:p>
@@ -8458,21 +6115,8 @@
       <w:r>
         <w:t>&gt;</w:t>
       </w:r>
-      <w:proofErr w:type="spellStart"/>
-      <w:r>
-        <w:t>npm</w:t>
-      </w:r>
-      <w:proofErr w:type="spellEnd"/>
-      <w:r>
-        <w:t xml:space="preserve"> </w:t>
-      </w:r>
-      <w:proofErr w:type="spellStart"/>
-      <w:r>
-        <w:t>i</w:t>
-      </w:r>
-      <w:proofErr w:type="spellEnd"/>
-      <w:r>
-        <w:t xml:space="preserve"> ng-gallery @angular/cdk</w:t>
+      <w:r>
+        <w:t>npm i ng-gallery @angular/cdk</w:t>
       </w:r>
     </w:p>
     <w:p>
@@ -8484,47 +6128,13 @@
       <w:r>
         <w:t>&gt;</w:t>
       </w:r>
-      <w:proofErr w:type="spellStart"/>
-      <w:r>
-        <w:t>npm</w:t>
-      </w:r>
-      <w:proofErr w:type="spellEnd"/>
-      <w:r>
-        <w:t xml:space="preserve"> </w:t>
-      </w:r>
-      <w:proofErr w:type="spellStart"/>
-      <w:r>
-        <w:t>i</w:t>
-      </w:r>
-      <w:proofErr w:type="spellEnd"/>
-      <w:r>
-        <w:t xml:space="preserve"> ng-gallery @angular/cdk@16.2.0</w:t>
-      </w:r>
-    </w:p>
-    <w:p>
-      <w:r>
-        <w:t xml:space="preserve">ng-gallery is </w:t>
-      </w:r>
-      <w:proofErr w:type="spellStart"/>
-      <w:proofErr w:type="gramStart"/>
-      <w:r>
-        <w:t>stand</w:t>
-      </w:r>
-      <w:proofErr w:type="gramEnd"/>
-      <w:r>
-        <w:t xml:space="preserve"> alone</w:t>
-      </w:r>
-      <w:proofErr w:type="spellEnd"/>
-      <w:r>
-        <w:t xml:space="preserve"> component so it cannot be used inside a </w:t>
-      </w:r>
-      <w:proofErr w:type="spellStart"/>
-      <w:r>
-        <w:t>non stand</w:t>
-      </w:r>
-      <w:proofErr w:type="spellEnd"/>
-      <w:r>
-        <w:t xml:space="preserve"> alone component. </w:t>
+      <w:r>
+        <w:t>npm i ng-gallery @angular/cdk@16.2.0</w:t>
+      </w:r>
+    </w:p>
+    <w:p>
+      <w:r>
+        <w:t xml:space="preserve">ng-gallery is stand alone component so it cannot be used inside a non stand alone component. </w:t>
       </w:r>
     </w:p>
     <w:p>
@@ -8547,13 +6157,8 @@
       <w:pPr>
         <w:pStyle w:val="Heading3"/>
       </w:pPr>
-      <w:proofErr w:type="spellStart"/>
-      <w:r>
-        <w:t>ngx</w:t>
-      </w:r>
-      <w:proofErr w:type="spellEnd"/>
-      <w:r>
-        <w:t>-spinner</w:t>
+      <w:r>
+        <w:t>ngx-spinner</w:t>
       </w:r>
     </w:p>
     <w:p>
@@ -8605,36 +6210,12 @@
     </w:p>
     <w:p>
       <w:r>
-        <w:t xml:space="preserve">&gt; </w:t>
-      </w:r>
-      <w:proofErr w:type="spellStart"/>
-      <w:r>
-        <w:t>npm</w:t>
-      </w:r>
-      <w:proofErr w:type="spellEnd"/>
-      <w:r>
-        <w:t xml:space="preserve"> install </w:t>
-      </w:r>
-      <w:proofErr w:type="spellStart"/>
-      <w:r>
-        <w:t>ngx</w:t>
-      </w:r>
-      <w:proofErr w:type="spellEnd"/>
-      <w:r>
-        <w:t>-spinner</w:t>
-      </w:r>
-    </w:p>
-    <w:p>
-      <w:r>
-        <w:t xml:space="preserve">Or if an </w:t>
-      </w:r>
-      <w:proofErr w:type="gramStart"/>
-      <w:r>
-        <w:t>issues</w:t>
-      </w:r>
-      <w:proofErr w:type="gramEnd"/>
-      <w:r>
-        <w:t xml:space="preserve"> happens then install per the ng version of the app</w:t>
+        <w:t>&gt; npm install ngx-spinner</w:t>
+      </w:r>
+    </w:p>
+    <w:p>
+      <w:r>
+        <w:t>Or if an issues happens then install per the ng version of the app</w:t>
       </w:r>
     </w:p>
     <w:p>
@@ -8649,7 +6230,6 @@
       <w:r>
         <w:t>&gt;</w:t>
       </w:r>
-      <w:proofErr w:type="spellStart"/>
       <w:r>
         <w:rPr>
           <w:rFonts w:ascii="Roboto" w:hAnsi="Roboto"/>
@@ -8657,42 +6237,20 @@
           <w:sz w:val="21"/>
           <w:szCs w:val="21"/>
         </w:rPr>
-        <w:t>npm</w:t>
-      </w:r>
-      <w:proofErr w:type="spellEnd"/>
-      <w:r>
-        <w:rPr>
-          <w:rFonts w:ascii="Roboto" w:hAnsi="Roboto"/>
-          <w:color w:val="2D2F31"/>
-          <w:sz w:val="21"/>
-          <w:szCs w:val="21"/>
-        </w:rPr>
-        <w:t xml:space="preserve"> install ngx-spinner@16 --legacy-peer-deps</w:t>
+        <w:t>npm install ngx-spinner@16 --legacy-peer-deps</w:t>
       </w:r>
     </w:p>
     <w:p>
       <w:pPr>
         <w:pStyle w:val="Heading4"/>
       </w:pPr>
-      <w:proofErr w:type="spellStart"/>
       <w:r>
         <w:t>Angular.json</w:t>
       </w:r>
-      <w:proofErr w:type="spellEnd"/>
-    </w:p>
-    <w:p>
-      <w:r>
-        <w:t xml:space="preserve">And then add the style for the spinner you want to use to </w:t>
-      </w:r>
-      <w:proofErr w:type="spellStart"/>
-      <w:proofErr w:type="gramStart"/>
-      <w:r>
-        <w:t>angular.json</w:t>
-      </w:r>
-      <w:proofErr w:type="spellEnd"/>
-      <w:proofErr w:type="gramEnd"/>
-      <w:r>
-        <w:t xml:space="preserve"> styles array</w:t>
+    </w:p>
+    <w:p>
+      <w:r>
+        <w:t>And then add the style for the spinner you want to use to angular.json styles array</w:t>
       </w:r>
     </w:p>
     <w:p>
@@ -8713,47 +6271,7 @@
           <w:sz w:val="21"/>
           <w:szCs w:val="21"/>
         </w:rPr>
-        <w:t>./</w:t>
-      </w:r>
-      <w:proofErr w:type="spellStart"/>
-      <w:r>
-        <w:rPr>
-          <w:rFonts w:ascii="Consolas" w:eastAsia="Times New Roman" w:hAnsi="Consolas" w:cs="Times New Roman"/>
-          <w:color w:val="CE9178"/>
-          <w:sz w:val="21"/>
-          <w:szCs w:val="21"/>
-        </w:rPr>
-        <w:t>node_modules</w:t>
-      </w:r>
-      <w:proofErr w:type="spellEnd"/>
-      <w:r>
-        <w:rPr>
-          <w:rFonts w:ascii="Consolas" w:eastAsia="Times New Roman" w:hAnsi="Consolas" w:cs="Times New Roman"/>
-          <w:color w:val="CE9178"/>
-          <w:sz w:val="21"/>
-          <w:szCs w:val="21"/>
-        </w:rPr>
-        <w:t>/</w:t>
-      </w:r>
-      <w:proofErr w:type="spellStart"/>
-      <w:r>
-        <w:rPr>
-          <w:rFonts w:ascii="Consolas" w:eastAsia="Times New Roman" w:hAnsi="Consolas" w:cs="Times New Roman"/>
-          <w:color w:val="CE9178"/>
-          <w:sz w:val="21"/>
-          <w:szCs w:val="21"/>
-        </w:rPr>
-        <w:t>ngx</w:t>
-      </w:r>
-      <w:proofErr w:type="spellEnd"/>
-      <w:r>
-        <w:rPr>
-          <w:rFonts w:ascii="Consolas" w:eastAsia="Times New Roman" w:hAnsi="Consolas" w:cs="Times New Roman"/>
-          <w:color w:val="CE9178"/>
-          <w:sz w:val="21"/>
-          <w:szCs w:val="21"/>
-        </w:rPr>
-        <w:t>-spinner/animations/line-scale-party.css</w:t>
+        <w:t>./node_modules/ngx-spinner/animations/line-scale-party.css</w:t>
       </w:r>
     </w:p>
     <w:p/>
@@ -8762,26 +6280,8 @@
         <w:pStyle w:val="Heading4"/>
       </w:pPr>
       <w:r>
-        <w:t>/core/modules/</w:t>
-      </w:r>
-      <w:proofErr w:type="spellStart"/>
-      <w:r>
-        <w:t>shared.module.ts</w:t>
-      </w:r>
-      <w:proofErr w:type="spellEnd"/>
-      <w:r>
-        <w:t xml:space="preserve"> or the </w:t>
-      </w:r>
-      <w:proofErr w:type="spellStart"/>
-      <w:proofErr w:type="gramStart"/>
-      <w:r>
-        <w:t>app.modules</w:t>
-      </w:r>
-      <w:proofErr w:type="gramEnd"/>
-      <w:r>
-        <w:t>.ts</w:t>
-      </w:r>
-      <w:proofErr w:type="spellEnd"/>
+        <w:t>/core/modules/shared.module.ts or the app.modules.ts</w:t>
+      </w:r>
     </w:p>
     <w:p>
       <w:r>
@@ -8799,7 +6299,6 @@
           <w:szCs w:val="21"/>
         </w:rPr>
       </w:pPr>
-      <w:proofErr w:type="spellStart"/>
       <w:r>
         <w:rPr>
           <w:rFonts w:ascii="Consolas" w:eastAsia="Times New Roman" w:hAnsi="Consolas" w:cs="Times New Roman"/>
@@ -8827,7 +6326,6 @@
         </w:rPr>
         <w:t>forRoot</w:t>
       </w:r>
-      <w:proofErr w:type="spellEnd"/>
       <w:r>
         <w:rPr>
           <w:rFonts w:ascii="Consolas" w:eastAsia="Times New Roman" w:hAnsi="Consolas" w:cs="Times New Roman"/>
@@ -8897,13 +6395,8 @@
       </w:r>
     </w:p>
     <w:p>
-      <w:proofErr w:type="spellStart"/>
-      <w:r>
-        <w:t>npm</w:t>
-      </w:r>
-      <w:proofErr w:type="spellEnd"/>
-      <w:r>
-        <w:t xml:space="preserve"> install ng2-file-upload</w:t>
+      <w:r>
+        <w:t>npm install ng2-file-upload</w:t>
       </w:r>
     </w:p>
     <w:p>
@@ -8911,26 +6404,8 @@
         <w:pStyle w:val="Heading4"/>
       </w:pPr>
       <w:r>
-        <w:t>/core/modules/</w:t>
-      </w:r>
-      <w:proofErr w:type="spellStart"/>
-      <w:r>
-        <w:t>shared.module.ts</w:t>
-      </w:r>
-      <w:proofErr w:type="spellEnd"/>
-      <w:r>
-        <w:t xml:space="preserve"> or the </w:t>
-      </w:r>
-      <w:proofErr w:type="spellStart"/>
-      <w:proofErr w:type="gramStart"/>
-      <w:r>
-        <w:t>app.modules</w:t>
-      </w:r>
-      <w:proofErr w:type="gramEnd"/>
-      <w:r>
-        <w:t>.ts</w:t>
-      </w:r>
-      <w:proofErr w:type="spellEnd"/>
+        <w:t>/core/modules/shared.module.ts or the app.modules.ts</w:t>
+      </w:r>
     </w:p>
     <w:p>
       <w:r>
@@ -8948,7 +6423,6 @@
           <w:szCs w:val="21"/>
         </w:rPr>
       </w:pPr>
-      <w:proofErr w:type="spellStart"/>
       <w:r>
         <w:rPr>
           <w:rFonts w:ascii="Consolas" w:eastAsia="Times New Roman" w:hAnsi="Consolas" w:cs="Times New Roman"/>
@@ -8958,19 +6432,16 @@
         </w:rPr>
         <w:t>FileUploadModule</w:t>
       </w:r>
-      <w:proofErr w:type="spellEnd"/>
     </w:p>
     <w:p/>
     <w:p>
       <w:pPr>
         <w:pStyle w:val="Heading3"/>
       </w:pPr>
-      <w:proofErr w:type="spellStart"/>
       <w:r>
         <w:lastRenderedPageBreak/>
         <w:t>ngx-timeago</w:t>
       </w:r>
-      <w:proofErr w:type="spellEnd"/>
     </w:p>
     <w:p>
       <w:hyperlink r:id="rId42" w:history="1">
@@ -8987,23 +6458,7 @@
     </w:p>
     <w:p>
       <w:r>
-        <w:t xml:space="preserve">&gt; </w:t>
-      </w:r>
-      <w:proofErr w:type="spellStart"/>
-      <w:r>
-        <w:t>npm</w:t>
-      </w:r>
-      <w:proofErr w:type="spellEnd"/>
-      <w:r>
-        <w:t xml:space="preserve"> install </w:t>
-      </w:r>
-      <w:proofErr w:type="spellStart"/>
-      <w:r>
-        <w:t>ngx-timeago</w:t>
-      </w:r>
-      <w:proofErr w:type="spellEnd"/>
-      <w:r>
-        <w:t xml:space="preserve">    </w:t>
+        <w:t xml:space="preserve">&gt; npm install ngx-timeago    </w:t>
       </w:r>
     </w:p>
     <w:p>
@@ -9018,23 +6473,13 @@
       <w:pPr>
         <w:pStyle w:val="Heading3"/>
       </w:pPr>
-      <w:proofErr w:type="spellStart"/>
       <w:r>
         <w:t>SignalR</w:t>
       </w:r>
-      <w:proofErr w:type="spellEnd"/>
-    </w:p>
-    <w:p>
-      <w:r>
-        <w:t xml:space="preserve">&gt; </w:t>
-      </w:r>
-      <w:proofErr w:type="spellStart"/>
-      <w:r>
-        <w:t>npm</w:t>
-      </w:r>
-      <w:proofErr w:type="spellEnd"/>
-      <w:r>
-        <w:t xml:space="preserve"> install @microsoft/signalr</w:t>
+    </w:p>
+    <w:p>
+      <w:r>
+        <w:t>&gt; npm install @microsoft/signalr</w:t>
       </w:r>
     </w:p>
     <w:p>
@@ -9103,13 +6548,8 @@
           <w:numId w:val="38"/>
         </w:numPr>
       </w:pPr>
-      <w:proofErr w:type="spellStart"/>
-      <w:r>
-        <w:t>IntekkiCode</w:t>
-      </w:r>
-      <w:proofErr w:type="spellEnd"/>
-      <w:r>
-        <w:t xml:space="preserve"> for C# Dev Kit</w:t>
+      <w:r>
+        <w:t>IntekkiCode for C# Dev Kit</w:t>
       </w:r>
     </w:p>
     <w:p>
@@ -9133,13 +6573,8 @@
         </w:numPr>
       </w:pPr>
       <w:r>
-        <w:t xml:space="preserve">NuGet Gallery from </w:t>
-      </w:r>
-      <w:proofErr w:type="spellStart"/>
-      <w:r>
-        <w:t>pcislo</w:t>
-      </w:r>
-      <w:proofErr w:type="spellEnd"/>
+        <w:t>NuGet Gallery from pcislo</w:t>
+      </w:r>
     </w:p>
     <w:p>
       <w:pPr>
@@ -9150,13 +6585,8 @@
         </w:numPr>
       </w:pPr>
       <w:r>
-        <w:t xml:space="preserve">SQLITE by </w:t>
-      </w:r>
-      <w:proofErr w:type="spellStart"/>
-      <w:r>
-        <w:t>alexcvzz</w:t>
-      </w:r>
-      <w:proofErr w:type="spellEnd"/>
+        <w:t>SQLITE by alexcvzz</w:t>
+      </w:r>
     </w:p>
     <w:p>
       <w:pPr>
@@ -9167,15 +6597,7 @@
         </w:numPr>
       </w:pPr>
       <w:r>
-        <w:t xml:space="preserve">SHIFT+CTRL+P then type </w:t>
-      </w:r>
-      <w:proofErr w:type="spellStart"/>
-      <w:r>
-        <w:t>sqlite</w:t>
-      </w:r>
-      <w:proofErr w:type="spellEnd"/>
-      <w:r>
-        <w:t xml:space="preserve"> and select and open the database. Applicable with/after </w:t>
+        <w:t xml:space="preserve">SHIFT+CTRL+P then type sqlite and select and open the database. Applicable with/after </w:t>
       </w:r>
       <w:r>
         <w:rPr>
@@ -9205,15 +6627,7 @@
     </w:p>
     <w:p>
       <w:r>
-        <w:t xml:space="preserve">Must add </w:t>
-      </w:r>
-      <w:proofErr w:type="spellStart"/>
-      <w:r>
-        <w:t>Nuget</w:t>
-      </w:r>
-      <w:proofErr w:type="spellEnd"/>
-      <w:r>
-        <w:t xml:space="preserve"> Gallery extension above first</w:t>
+        <w:t>Must add Nuget Gallery extension above first</w:t>
       </w:r>
     </w:p>
     <w:p>
@@ -9267,27 +6681,70 @@
       </w:r>
     </w:p>
     <w:p>
+      <w:r>
+        <w:t xml:space="preserve">This has now changed to </w:t>
+      </w:r>
+    </w:p>
+    <w:p>
+      <w:r>
+        <w:rPr>
+          <w:noProof/>
+        </w:rPr>
+        <w:drawing>
+          <wp:inline distT="0" distB="0" distL="0" distR="0" wp14:anchorId="6DBBA3FB" wp14:editId="5FE497E4">
+            <wp:extent cx="4562475" cy="1149892"/>
+            <wp:effectExtent l="0" t="0" r="0" b="0"/>
+            <wp:docPr id="949078340" name="Picture 1"/>
+            <wp:cNvGraphicFramePr>
+              <a:graphicFrameLocks xmlns:a="http://schemas.openxmlformats.org/drawingml/2006/main" noChangeAspect="1"/>
+            </wp:cNvGraphicFramePr>
+            <a:graphic xmlns:a="http://schemas.openxmlformats.org/drawingml/2006/main">
+              <a:graphicData uri="http://schemas.openxmlformats.org/drawingml/2006/picture">
+                <pic:pic xmlns:pic="http://schemas.openxmlformats.org/drawingml/2006/picture">
+                  <pic:nvPicPr>
+                    <pic:cNvPr id="949078340" name=""/>
+                    <pic:cNvPicPr/>
+                  </pic:nvPicPr>
+                  <pic:blipFill>
+                    <a:blip r:embed="rId44"/>
+                    <a:stretch>
+                      <a:fillRect/>
+                    </a:stretch>
+                  </pic:blipFill>
+                  <pic:spPr>
+                    <a:xfrm>
+                      <a:off x="0" y="0"/>
+                      <a:ext cx="4574475" cy="1152916"/>
+                    </a:xfrm>
+                    <a:prstGeom prst="rect">
+                      <a:avLst/>
+                    </a:prstGeom>
+                  </pic:spPr>
+                </pic:pic>
+              </a:graphicData>
+            </a:graphic>
+          </wp:inline>
+        </w:drawing>
+      </w:r>
+    </w:p>
+    <w:p>
       <w:pPr>
         <w:pStyle w:val="Heading3"/>
       </w:pPr>
       <w:r>
         <w:t xml:space="preserve">Add </w:t>
       </w:r>
-      <w:proofErr w:type="spellStart"/>
       <w:r>
         <w:t>EntityFramework</w:t>
       </w:r>
-      <w:proofErr w:type="spellEnd"/>
     </w:p>
     <w:p>
       <w:r>
         <w:t>Search for “</w:t>
       </w:r>
-      <w:proofErr w:type="spellStart"/>
       <w:r>
         <w:t>Microsoft.entityframeworkcore</w:t>
       </w:r>
-      <w:proofErr w:type="spellEnd"/>
       <w:r>
         <w:t>” and then install following</w:t>
       </w:r>
@@ -9296,13 +6753,10 @@
       <w:pPr>
         <w:pStyle w:val="Heading4"/>
       </w:pPr>
-      <w:proofErr w:type="spellStart"/>
-      <w:proofErr w:type="gramStart"/>
-      <w:r>
+      <w:r>
+        <w:lastRenderedPageBreak/>
         <w:t>Microsoft.EntityFrameworkCore.Sqlite</w:t>
       </w:r>
-      <w:proofErr w:type="spellEnd"/>
-      <w:proofErr w:type="gramEnd"/>
       <w:r>
         <w:t xml:space="preserve"> by Microsoft</w:t>
       </w:r>
@@ -9328,7 +6782,7 @@
                     <pic:cNvPicPr/>
                   </pic:nvPicPr>
                   <pic:blipFill>
-                    <a:blip r:embed="rId44"/>
+                    <a:blip r:embed="rId45"/>
                     <a:stretch>
                       <a:fillRect/>
                     </a:stretch>
@@ -9353,16 +6807,8 @@
       <w:pPr>
         <w:pStyle w:val="Heading4"/>
       </w:pPr>
-      <w:proofErr w:type="spellStart"/>
-      <w:proofErr w:type="gramStart"/>
-      <w:r>
-        <w:lastRenderedPageBreak/>
-        <w:t>Microsoft.EntityFrameworkCore.Design</w:t>
-      </w:r>
-      <w:proofErr w:type="spellEnd"/>
-      <w:proofErr w:type="gramEnd"/>
-      <w:r>
-        <w:t xml:space="preserve"> by Micro</w:t>
+      <w:r>
+        <w:t>Microsoft.EntityFrameworkCore.Design by Micro</w:t>
       </w:r>
       <w:r>
         <w:t>soft</w:t>
@@ -9389,7 +6835,7 @@
                     <pic:cNvPicPr/>
                   </pic:nvPicPr>
                   <pic:blipFill>
-                    <a:blip r:embed="rId45"/>
+                    <a:blip r:embed="rId46"/>
                     <a:stretch>
                       <a:fillRect/>
                     </a:stretch>
@@ -9414,13 +6860,9 @@
       <w:pPr>
         <w:pStyle w:val="Heading3"/>
       </w:pPr>
-      <w:proofErr w:type="spellStart"/>
-      <w:proofErr w:type="gramStart"/>
       <w:r>
         <w:t>Microsoft.Extensions.Configuration.Binder</w:t>
       </w:r>
-      <w:proofErr w:type="spellEnd"/>
-      <w:proofErr w:type="gramEnd"/>
     </w:p>
     <w:p>
       <w:r>
@@ -9443,7 +6885,7 @@
                     <pic:cNvPicPr/>
                   </pic:nvPicPr>
                   <pic:blipFill>
-                    <a:blip r:embed="rId46"/>
+                    <a:blip r:embed="rId47"/>
                     <a:stretch>
                       <a:fillRect/>
                     </a:stretch>
@@ -9468,28 +6910,16 @@
       <w:pPr>
         <w:pStyle w:val="Heading3"/>
       </w:pPr>
-      <w:proofErr w:type="spellStart"/>
-      <w:r>
-        <w:t>NugetPackages</w:t>
-      </w:r>
-      <w:proofErr w:type="spellEnd"/>
-      <w:r>
-        <w:t xml:space="preserve"> for JWT Token</w:t>
+      <w:r>
+        <w:t>NugetPackages for JWT Token</w:t>
       </w:r>
     </w:p>
     <w:p>
       <w:pPr>
         <w:pStyle w:val="Heading4"/>
       </w:pPr>
-      <w:proofErr w:type="spellStart"/>
-      <w:proofErr w:type="gramStart"/>
-      <w:r>
-        <w:t>System.IdentityModel.Tokens.Jwt</w:t>
-      </w:r>
-      <w:proofErr w:type="spellEnd"/>
-      <w:proofErr w:type="gramEnd"/>
-      <w:r>
-        <w:t> by Microsoft</w:t>
+      <w:r>
+        <w:t>System.IdentityModel.Tokens.Jwt by Microsoft</w:t>
       </w:r>
     </w:p>
     <w:p>
@@ -9513,7 +6943,7 @@
                     <pic:cNvPicPr/>
                   </pic:nvPicPr>
                   <pic:blipFill>
-                    <a:blip r:embed="rId47"/>
+                    <a:blip r:embed="rId48"/>
                     <a:stretch>
                       <a:fillRect/>
                     </a:stretch>
@@ -9538,15 +6968,8 @@
       <w:pPr>
         <w:pStyle w:val="Heading4"/>
       </w:pPr>
-      <w:proofErr w:type="spellStart"/>
-      <w:proofErr w:type="gramStart"/>
-      <w:r>
-        <w:t>Microsoft.AstNetCore.Authentication.JwtBearer</w:t>
-      </w:r>
-      <w:proofErr w:type="spellEnd"/>
-      <w:proofErr w:type="gramEnd"/>
-      <w:r>
-        <w:t xml:space="preserve"> by Microsoft</w:t>
+      <w:r>
+        <w:t>Microsoft.AstNetCore.Authentication.JwtBearer by Microsoft</w:t>
       </w:r>
     </w:p>
     <w:p>
@@ -9575,7 +6998,7 @@
                     <pic:cNvPicPr/>
                   </pic:nvPicPr>
                   <pic:blipFill>
-                    <a:blip r:embed="rId48"/>
+                    <a:blip r:embed="rId49"/>
                     <a:stretch>
                       <a:fillRect/>
                     </a:stretch>
@@ -9601,37 +7024,22 @@
         <w:pStyle w:val="Heading3"/>
       </w:pPr>
       <w:r>
-        <w:t>Add dotnet-</w:t>
-      </w:r>
-      <w:proofErr w:type="spellStart"/>
-      <w:r>
-        <w:t>ef</w:t>
-      </w:r>
-      <w:proofErr w:type="spellEnd"/>
+        <w:t>Add dotnet-ef</w:t>
+      </w:r>
     </w:p>
     <w:p>
       <w:r>
         <w:t>Search for “</w:t>
       </w:r>
-      <w:proofErr w:type="spellStart"/>
-      <w:r>
-        <w:t>nuget</w:t>
-      </w:r>
-      <w:proofErr w:type="spellEnd"/>
-      <w:r>
-        <w:t xml:space="preserve"> dotnet-</w:t>
-      </w:r>
-      <w:proofErr w:type="spellStart"/>
-      <w:r>
-        <w:t>ef</w:t>
-      </w:r>
-      <w:proofErr w:type="spellEnd"/>
+      <w:r>
+        <w:t>nuget dotnet-ef</w:t>
+      </w:r>
       <w:r>
         <w:t>” online and then pick per the dotnet version installed. It will be installed globally</w:t>
       </w:r>
     </w:p>
     <w:p>
-      <w:hyperlink r:id="rId49" w:history="1">
+      <w:hyperlink r:id="rId50" w:history="1">
         <w:r>
           <w:rPr>
             <w:rStyle w:val="Hyperlink"/>
@@ -9648,66 +7056,26 @@
         <w:t>&gt;</w:t>
       </w:r>
       <w:r>
-        <w:t>dotnet tool install --global dotnet-</w:t>
-      </w:r>
-      <w:proofErr w:type="spellStart"/>
-      <w:r>
-        <w:t>ef</w:t>
-      </w:r>
-      <w:proofErr w:type="spellEnd"/>
-      <w:r>
-        <w:t xml:space="preserve"> --version 8.0.2</w:t>
+        <w:t>dotnet tool install --global dotnet-ef --version 8.0.2</w:t>
       </w:r>
     </w:p>
     <w:p>
       <w:pPr>
         <w:pStyle w:val="Heading3"/>
       </w:pPr>
-      <w:proofErr w:type="spellStart"/>
-      <w:r>
+      <w:r>
+        <w:lastRenderedPageBreak/>
         <w:t>AutoMapper</w:t>
       </w:r>
-      <w:proofErr w:type="spellEnd"/>
-    </w:p>
-    <w:p>
-      <w:r>
-        <w:t xml:space="preserve">Open </w:t>
-      </w:r>
-      <w:proofErr w:type="spellStart"/>
-      <w:r>
-        <w:t>Nuget</w:t>
-      </w:r>
-      <w:proofErr w:type="spellEnd"/>
-      <w:r>
-        <w:t xml:space="preserve"> and search for </w:t>
-      </w:r>
-      <w:proofErr w:type="spellStart"/>
-      <w:r>
-        <w:t>automapper</w:t>
-      </w:r>
-      <w:proofErr w:type="spellEnd"/>
-    </w:p>
-    <w:p>
-      <w:r>
-        <w:t xml:space="preserve">Select </w:t>
-      </w:r>
-      <w:proofErr w:type="spellStart"/>
-      <w:proofErr w:type="gramStart"/>
-      <w:r>
-        <w:t>AutoMapper.Extensions.Microsoft.DependencyInjection</w:t>
-      </w:r>
-      <w:proofErr w:type="spellEnd"/>
-      <w:proofErr w:type="gramEnd"/>
-      <w:r>
-        <w:t xml:space="preserve"> by Jimmy Bogard : </w:t>
-      </w:r>
-      <w:proofErr w:type="spellStart"/>
-      <w:r>
-        <w:t>AutoMapper</w:t>
-      </w:r>
-      <w:proofErr w:type="spellEnd"/>
-      <w:r>
-        <w:t xml:space="preserve"> extensions for ASP.NET Core</w:t>
+    </w:p>
+    <w:p>
+      <w:r>
+        <w:t>Open Nuget and search for automapper</w:t>
+      </w:r>
+    </w:p>
+    <w:p>
+      <w:r>
+        <w:t>Select AutoMapper.Extensions.Microsoft.DependencyInjection by Jimmy Bogard : AutoMapper extensions for ASP.NET Core</w:t>
       </w:r>
     </w:p>
     <w:p>
@@ -9715,7 +7083,6 @@
         <w:rPr>
           <w:noProof/>
         </w:rPr>
-        <w:lastRenderedPageBreak/>
         <w:drawing>
           <wp:inline distT="0" distB="0" distL="0" distR="0" wp14:anchorId="2D279D25" wp14:editId="55C7E499">
             <wp:extent cx="3297554" cy="1000125"/>
@@ -9732,7 +7099,7 @@
                     <pic:cNvPicPr/>
                   </pic:nvPicPr>
                   <pic:blipFill>
-                    <a:blip r:embed="rId50"/>
+                    <a:blip r:embed="rId51"/>
                     <a:stretch>
                       <a:fillRect/>
                     </a:stretch>
@@ -9757,26 +7124,14 @@
       <w:pPr>
         <w:pStyle w:val="Heading3"/>
       </w:pPr>
-      <w:proofErr w:type="spellStart"/>
       <w:r>
         <w:t>Cloudinary</w:t>
       </w:r>
-      <w:proofErr w:type="spellEnd"/>
-    </w:p>
-    <w:p>
-      <w:proofErr w:type="spellStart"/>
-      <w:r>
-        <w:t>CloudinaryDotNet</w:t>
-      </w:r>
-      <w:proofErr w:type="spellEnd"/>
-      <w:r>
-        <w:t xml:space="preserve"> by </w:t>
-      </w:r>
-      <w:proofErr w:type="spellStart"/>
-      <w:r>
-        <w:t>Cloudinary</w:t>
-      </w:r>
-      <w:proofErr w:type="spellEnd"/>
+    </w:p>
+    <w:p>
+      <w:r>
+        <w:t>CloudinaryDotNet by Cloudinary</w:t>
+      </w:r>
     </w:p>
     <w:p>
       <w:r>
@@ -9799,7 +7154,7 @@
                     <pic:cNvPicPr/>
                   </pic:nvPicPr>
                   <pic:blipFill>
-                    <a:blip r:embed="rId51"/>
+                    <a:blip r:embed="rId52"/>
                     <a:stretch>
                       <a:fillRect/>
                     </a:stretch>
@@ -9848,15 +7203,8 @@
         <w:pStyle w:val="Heading3"/>
       </w:pPr>
       <w:bookmarkStart w:id="17" w:name="_Hlk166446212"/>
-      <w:proofErr w:type="spellStart"/>
-      <w:proofErr w:type="gramStart"/>
-      <w:r>
-        <w:t>Microsoft.AspNetCore.Identity.EntityFrameworkCore</w:t>
-      </w:r>
-      <w:proofErr w:type="spellEnd"/>
-      <w:proofErr w:type="gramEnd"/>
-      <w:r>
-        <w:t xml:space="preserve"> </w:t>
+      <w:r>
+        <w:t xml:space="preserve">Microsoft.AspNetCore.Identity.EntityFrameworkCore </w:t>
       </w:r>
     </w:p>
     <w:p>
@@ -9880,7 +7228,7 @@
                     <pic:cNvPicPr/>
                   </pic:nvPicPr>
                   <pic:blipFill>
-                    <a:blip r:embed="rId52"/>
+                    <a:blip r:embed="rId53"/>
                     <a:stretch>
                       <a:fillRect/>
                     </a:stretch>
@@ -9955,76 +7303,20 @@
         <w:rPr>
           <w:color w:val="FF99FF"/>
         </w:rPr>
-        <w:t xml:space="preserve">&gt;dotnet </w:t>
-      </w:r>
-      <w:proofErr w:type="spellStart"/>
-      <w:r>
+        <w:t>&gt;dotnet ef migrations add InitialCreate -o DbFile/Migrations</w:t>
+      </w:r>
+    </w:p>
+    <w:p>
+      <w:pPr>
         <w:rPr>
           <w:color w:val="FF99FF"/>
         </w:rPr>
-        <w:t>ef</w:t>
-      </w:r>
-      <w:proofErr w:type="spellEnd"/>
+      </w:pPr>
       <w:r>
         <w:rPr>
           <w:color w:val="FF99FF"/>
         </w:rPr>
-        <w:t xml:space="preserve"> migrations add </w:t>
-      </w:r>
-      <w:proofErr w:type="spellStart"/>
-      <w:r>
-        <w:rPr>
-          <w:color w:val="FF99FF"/>
-        </w:rPr>
-        <w:t>InitialCreate</w:t>
-      </w:r>
-      <w:proofErr w:type="spellEnd"/>
-      <w:r>
-        <w:rPr>
-          <w:color w:val="FF99FF"/>
-        </w:rPr>
-        <w:t xml:space="preserve"> -o </w:t>
-      </w:r>
-      <w:proofErr w:type="spellStart"/>
-      <w:r>
-        <w:rPr>
-          <w:color w:val="FF99FF"/>
-        </w:rPr>
-        <w:t>DbFile</w:t>
-      </w:r>
-      <w:proofErr w:type="spellEnd"/>
-      <w:r>
-        <w:rPr>
-          <w:color w:val="FF99FF"/>
-        </w:rPr>
-        <w:t>/Migrations</w:t>
-      </w:r>
-    </w:p>
-    <w:p>
-      <w:pPr>
-        <w:rPr>
-          <w:color w:val="FF99FF"/>
-        </w:rPr>
-      </w:pPr>
-      <w:r>
-        <w:rPr>
-          <w:color w:val="FF99FF"/>
-        </w:rPr>
-        <w:t xml:space="preserve">&gt;dotnet </w:t>
-      </w:r>
-      <w:proofErr w:type="spellStart"/>
-      <w:r>
-        <w:rPr>
-          <w:color w:val="FF99FF"/>
-        </w:rPr>
-        <w:t>ef</w:t>
-      </w:r>
-      <w:proofErr w:type="spellEnd"/>
-      <w:r>
-        <w:rPr>
-          <w:color w:val="FF99FF"/>
-        </w:rPr>
-        <w:t xml:space="preserve"> migrations </w:t>
+        <w:t xml:space="preserve">&gt;dotnet ef migrations </w:t>
       </w:r>
       <w:r>
         <w:rPr>
@@ -10043,21 +7335,7 @@
         <w:rPr>
           <w:color w:val="FF99FF"/>
         </w:rPr>
-        <w:t xml:space="preserve">&gt;dotnet </w:t>
-      </w:r>
-      <w:proofErr w:type="spellStart"/>
-      <w:r>
-        <w:rPr>
-          <w:color w:val="FF99FF"/>
-        </w:rPr>
-        <w:t>ef</w:t>
-      </w:r>
-      <w:proofErr w:type="spellEnd"/>
-      <w:r>
-        <w:rPr>
-          <w:color w:val="FF99FF"/>
-        </w:rPr>
-        <w:t xml:space="preserve"> database update</w:t>
+        <w:t>&gt;dotnet ef database update</w:t>
       </w:r>
     </w:p>
     <w:p>
@@ -10079,29 +7357,11 @@
         </w:numPr>
       </w:pPr>
       <w:r>
-        <w:t xml:space="preserve">dotnet </w:t>
-      </w:r>
-      <w:proofErr w:type="spellStart"/>
-      <w:r>
-        <w:t>ef</w:t>
-      </w:r>
-      <w:proofErr w:type="spellEnd"/>
-      <w:r>
-        <w:t xml:space="preserve"> migrations add </w:t>
-      </w:r>
-      <w:proofErr w:type="spellStart"/>
-      <w:r>
-        <w:t>InitialCreate</w:t>
-      </w:r>
-      <w:proofErr w:type="spellEnd"/>
-      <w:r>
-        <w:t xml:space="preserve"> -o </w:t>
-      </w:r>
-      <w:proofErr w:type="spellStart"/>
+        <w:t xml:space="preserve">dotnet ef migrations add InitialCreate -o </w:t>
+      </w:r>
       <w:r>
         <w:t>DbFile</w:t>
       </w:r>
-      <w:proofErr w:type="spellEnd"/>
       <w:r>
         <w:t>/Migrations</w:t>
       </w:r>
@@ -10115,15 +7375,8 @@
         </w:numPr>
       </w:pPr>
       <w:r>
-        <w:t xml:space="preserve">any time a change a made is to the entities run the above command, just change the </w:t>
-      </w:r>
-      <w:proofErr w:type="spellStart"/>
-      <w:r>
-        <w:t>InitialCreate</w:t>
-      </w:r>
-      <w:proofErr w:type="spellEnd"/>
-      <w:r>
-        <w:t xml:space="preserve"> part and then run update database command from below. </w:t>
+        <w:lastRenderedPageBreak/>
+        <w:t xml:space="preserve">any time a change a made is to the entities run the above command, just change the InitialCreate part and then run update database command from below. </w:t>
       </w:r>
     </w:p>
     <w:p>
@@ -10135,15 +7388,7 @@
         </w:numPr>
       </w:pPr>
       <w:r>
-        <w:t xml:space="preserve">dotnet </w:t>
-      </w:r>
-      <w:proofErr w:type="spellStart"/>
-      <w:r>
-        <w:t>ef</w:t>
-      </w:r>
-      <w:proofErr w:type="spellEnd"/>
-      <w:r>
-        <w:t xml:space="preserve"> migrations remove</w:t>
+        <w:t>dotnet ef migrations remove</w:t>
       </w:r>
     </w:p>
     <w:p>
@@ -10152,7 +7397,6 @@
       </w:pPr>
       <w:bookmarkStart w:id="19" w:name="_Toc113815894"/>
       <w:r>
-        <w:lastRenderedPageBreak/>
         <w:t>Database Update</w:t>
       </w:r>
       <w:bookmarkEnd w:id="19"/>
@@ -10171,15 +7415,7 @@
         </w:numPr>
       </w:pPr>
       <w:r>
-        <w:t xml:space="preserve">dotnet </w:t>
-      </w:r>
-      <w:proofErr w:type="spellStart"/>
-      <w:r>
-        <w:t>ef</w:t>
-      </w:r>
-      <w:proofErr w:type="spellEnd"/>
-      <w:r>
-        <w:t xml:space="preserve"> database update</w:t>
+        <w:t>dotnet ef database update</w:t>
       </w:r>
     </w:p>
     <w:p>
@@ -10204,15 +7440,7 @@
         </w:numPr>
       </w:pPr>
       <w:r>
-        <w:t xml:space="preserve">dotnet </w:t>
-      </w:r>
-      <w:proofErr w:type="spellStart"/>
-      <w:r>
-        <w:t>ef</w:t>
-      </w:r>
-      <w:proofErr w:type="spellEnd"/>
-      <w:r>
-        <w:t xml:space="preserve"> database update 0</w:t>
+        <w:t>dotnet ef database update 0</w:t>
       </w:r>
     </w:p>
     <w:p>
@@ -10224,15 +7452,7 @@
         </w:numPr>
       </w:pPr>
       <w:r>
-        <w:t xml:space="preserve">dotnet </w:t>
-      </w:r>
-      <w:proofErr w:type="spellStart"/>
-      <w:r>
-        <w:t>ef</w:t>
-      </w:r>
-      <w:proofErr w:type="spellEnd"/>
-      <w:r>
-        <w:t xml:space="preserve"> migrations remove</w:t>
+        <w:t>dotnet ef migrations remove</w:t>
       </w:r>
     </w:p>
     <w:p>
@@ -10254,15 +7474,7 @@
         </w:numPr>
       </w:pPr>
       <w:r>
-        <w:t xml:space="preserve">dotnet </w:t>
-      </w:r>
-      <w:proofErr w:type="spellStart"/>
-      <w:r>
-        <w:t>ef</w:t>
-      </w:r>
-      <w:proofErr w:type="spellEnd"/>
-      <w:r>
-        <w:t xml:space="preserve"> database drop</w:t>
+        <w:t>dotnet ef database drop</w:t>
       </w:r>
     </w:p>
     <w:p>
@@ -10274,15 +7486,7 @@
         </w:numPr>
       </w:pPr>
       <w:r>
-        <w:t xml:space="preserve">dotnet </w:t>
-      </w:r>
-      <w:proofErr w:type="spellStart"/>
-      <w:r>
-        <w:t>ef</w:t>
-      </w:r>
-      <w:proofErr w:type="spellEnd"/>
-      <w:r>
-        <w:t xml:space="preserve"> database update</w:t>
+        <w:t>dotnet ef database update</w:t>
       </w:r>
     </w:p>
     <w:p>
@@ -10297,34 +7501,12 @@
       <w:r>
         <w:t xml:space="preserve">Check the users file in the root: </w:t>
       </w:r>
-      <w:hyperlink r:id="rId53" w:history="1">
-        <w:proofErr w:type="spellStart"/>
+      <w:hyperlink r:id="rId54" w:history="1">
         <w:r>
           <w:rPr>
             <w:rStyle w:val="Hyperlink"/>
           </w:rPr>
-          <w:t>UserIds</w:t>
-        </w:r>
-        <w:proofErr w:type="spellEnd"/>
-        <w:r>
-          <w:rPr>
-            <w:rStyle w:val="Hyperlink"/>
-          </w:rPr>
-          <w:t xml:space="preserve"> </w:t>
-        </w:r>
-        <w:proofErr w:type="gramStart"/>
-        <w:r>
-          <w:rPr>
-            <w:rStyle w:val="Hyperlink"/>
-          </w:rPr>
-          <w:t>And</w:t>
-        </w:r>
-        <w:proofErr w:type="gramEnd"/>
-        <w:r>
-          <w:rPr>
-            <w:rStyle w:val="Hyperlink"/>
-          </w:rPr>
-          <w:t xml:space="preserve"> Passwords.txt</w:t>
+          <w:t>UserIds And Passwords.txt</w:t>
         </w:r>
       </w:hyperlink>
     </w:p>
@@ -10372,7 +7554,7 @@
                     <pic:cNvPicPr/>
                   </pic:nvPicPr>
                   <pic:blipFill>
-                    <a:blip r:embed="rId54"/>
+                    <a:blip r:embed="rId55"/>
                     <a:stretch>
                       <a:fillRect/>
                     </a:stretch>
@@ -10419,7 +7601,7 @@
                     <pic:cNvPicPr/>
                   </pic:nvPicPr>
                   <pic:blipFill>
-                    <a:blip r:embed="rId55"/>
+                    <a:blip r:embed="rId56"/>
                     <a:stretch>
                       <a:fillRect/>
                     </a:stretch>
@@ -10462,7 +7644,7 @@
                     <pic:cNvPicPr/>
                   </pic:nvPicPr>
                   <pic:blipFill>
-                    <a:blip r:embed="rId56"/>
+                    <a:blip r:embed="rId57"/>
                     <a:stretch>
                       <a:fillRect/>
                     </a:stretch>
@@ -10504,12 +7686,12 @@
       </w:r>
     </w:p>
     <w:sectPr>
-      <w:headerReference w:type="even" r:id="rId57"/>
-      <w:headerReference w:type="default" r:id="rId58"/>
-      <w:footerReference w:type="even" r:id="rId59"/>
-      <w:footerReference w:type="default" r:id="rId60"/>
-      <w:headerReference w:type="first" r:id="rId61"/>
-      <w:footerReference w:type="first" r:id="rId62"/>
+      <w:headerReference w:type="even" r:id="rId58"/>
+      <w:headerReference w:type="default" r:id="rId59"/>
+      <w:footerReference w:type="even" r:id="rId60"/>
+      <w:footerReference w:type="default" r:id="rId61"/>
+      <w:headerReference w:type="first" r:id="rId62"/>
+      <w:footerReference w:type="first" r:id="rId63"/>
       <w:pgSz w:w="12240" w:h="15840"/>
       <w:pgMar w:top="720" w:right="720" w:bottom="720" w:left="720" w:header="720" w:footer="720" w:gutter="0"/>
       <w:cols w:space="720"/>
@@ -10855,30 +8037,14 @@
                                   <w:caps/>
                                   <w:color w:val="FFFFFF" w:themeColor="background1"/>
                                 </w:rPr>
-                                <w:t xml:space="preserve">Project </w:t>
-                              </w:r>
-                              <w:proofErr w:type="gramStart"/>
-                              <w:r>
-                                <w:rPr>
-                                  <w:caps/>
-                                  <w:color w:val="FFFFFF" w:themeColor="background1"/>
-                                </w:rPr>
-                                <w:t>Setup</w:t>
+                                <w:t>Project Setup</w:t>
                               </w:r>
                               <w:r>
                                 <w:rPr>
                                   <w:caps/>
                                   <w:color w:val="FFFFFF" w:themeColor="background1"/>
                                 </w:rPr>
-                                <w:t xml:space="preserve"> :</w:t>
-                              </w:r>
-                              <w:proofErr w:type="gramEnd"/>
-                              <w:r>
-                                <w:rPr>
-                                  <w:caps/>
-                                  <w:color w:val="FFFFFF" w:themeColor="background1"/>
-                                </w:rPr>
-                                <w:t xml:space="preserve"> </w:t>
+                                <w:t xml:space="preserve"> : </w:t>
                               </w:r>
                               <w:r>
                                 <w:rPr>
